--- a/Template_word_PCI.docx
+++ b/Template_word_PCI.docx
@@ -273,7 +273,7 @@
                 <w:sz w:val="18"/>
                 <w:szCs w:val="18"/>
               </w:rPr>
-              <w:t>Edad: 31</w:t>
+              <w:t xml:space="preserve">Edad: </w:t>
             </w:r>
           </w:p>
         </w:tc>
@@ -960,283 +960,118 @@
                 <w:szCs w:val="18"/>
               </w:rPr>
             </w:pPr>
-            <w:r>
-              <w:rPr>
-                <w:rFonts w:ascii="Candara" w:eastAsia="Candara" w:hAnsi="Candara" w:cs="Candara"/>
-                <w:sz w:val="18"/>
-                <w:szCs w:val="18"/>
-              </w:rPr>
-              <w:t>Fortalecer la motivación al cambio, transitando hacia etapas de mayor compromiso con el tratamiento en un plazo de 3 meses.</w:t>
-            </w:r>
-          </w:p>
-        </w:tc>
-        <w:tc>
-          <w:tcPr>
-            <w:tcW w:w="2199" w:type="dxa"/>
-            <w:tcMar>
-              <w:top w:w="100" w:type="dxa"/>
-              <w:left w:w="100" w:type="dxa"/>
-              <w:bottom w:w="100" w:type="dxa"/>
-              <w:right w:w="100" w:type="dxa"/>
-            </w:tcMar>
-          </w:tcPr>
-          <w:p>
-            <w:pPr>
-              <w:widowControl w:val="0"/>
-              <w:pBdr>
-                <w:top w:val="nil"/>
-                <w:left w:val="nil"/>
-                <w:bottom w:val="nil"/>
-                <w:right w:val="nil"/>
-                <w:between w:val="nil"/>
-              </w:pBdr>
-              <w:rPr>
-                <w:rFonts w:ascii="Candara" w:eastAsia="Candara" w:hAnsi="Candara" w:cs="Candara"/>
-                <w:sz w:val="18"/>
-                <w:szCs w:val="18"/>
-              </w:rPr>
-            </w:pPr>
-            <w:r>
-              <w:rPr>
-                <w:rFonts w:ascii="Candara" w:eastAsia="Candara" w:hAnsi="Candara" w:cs="Candara"/>
-                <w:sz w:val="18"/>
-                <w:szCs w:val="18"/>
-              </w:rPr>
-              <w:t>Intervenciones basadas en entrevista motivacional.</w:t>
-            </w:r>
-          </w:p>
-          <w:p>
-            <w:pPr>
-              <w:widowControl w:val="0"/>
-              <w:pBdr>
-                <w:top w:val="nil"/>
-                <w:left w:val="nil"/>
-                <w:bottom w:val="nil"/>
-                <w:right w:val="nil"/>
-                <w:between w:val="nil"/>
-              </w:pBdr>
-              <w:rPr>
-                <w:rFonts w:ascii="Candara" w:eastAsia="Candara" w:hAnsi="Candara" w:cs="Candara"/>
-                <w:sz w:val="18"/>
-                <w:szCs w:val="18"/>
-              </w:rPr>
-            </w:pPr>
-            <w:r>
-              <w:rPr>
-                <w:rFonts w:ascii="Candara" w:eastAsia="Candara" w:hAnsi="Candara" w:cs="Candara"/>
-                <w:sz w:val="18"/>
-                <w:szCs w:val="18"/>
-              </w:rPr>
-              <w:t>Exploración de ambivalencias respecto al consumo.</w:t>
-            </w:r>
-          </w:p>
-          <w:p>
-            <w:pPr>
-              <w:widowControl w:val="0"/>
-              <w:pBdr>
-                <w:top w:val="nil"/>
-                <w:left w:val="nil"/>
-                <w:bottom w:val="nil"/>
-                <w:right w:val="nil"/>
-                <w:between w:val="nil"/>
-              </w:pBdr>
-              <w:rPr>
-                <w:rFonts w:ascii="Candara" w:eastAsia="Candara" w:hAnsi="Candara" w:cs="Candara"/>
-                <w:sz w:val="18"/>
-                <w:szCs w:val="18"/>
-              </w:rPr>
-            </w:pPr>
-            <w:r>
-              <w:rPr>
-                <w:rFonts w:ascii="Candara" w:eastAsia="Candara" w:hAnsi="Candara" w:cs="Candara"/>
-                <w:sz w:val="18"/>
-                <w:szCs w:val="18"/>
-              </w:rPr>
-              <w:t>Identificación de costos y beneficios del consumo vs. abstinencia.</w:t>
-            </w:r>
-          </w:p>
-          <w:p>
-            <w:pPr>
-              <w:widowControl w:val="0"/>
-              <w:pBdr>
-                <w:top w:val="nil"/>
-                <w:left w:val="nil"/>
-                <w:bottom w:val="nil"/>
-                <w:right w:val="nil"/>
-                <w:between w:val="nil"/>
-              </w:pBdr>
-              <w:rPr>
-                <w:rFonts w:ascii="Candara" w:eastAsia="Candara" w:hAnsi="Candara" w:cs="Candara"/>
-                <w:sz w:val="18"/>
-                <w:szCs w:val="18"/>
-              </w:rPr>
-            </w:pPr>
-            <w:r>
-              <w:rPr>
-                <w:rFonts w:ascii="Candara" w:eastAsia="Candara" w:hAnsi="Candara" w:cs="Candara"/>
-                <w:sz w:val="18"/>
-                <w:szCs w:val="18"/>
-              </w:rPr>
-              <w:t>Establecimiento de metas personales a corto y mediano plazo.</w:t>
-            </w:r>
-          </w:p>
-        </w:tc>
-        <w:tc>
-          <w:tcPr>
-            <w:tcW w:w="2199" w:type="dxa"/>
-            <w:tcMar>
-              <w:top w:w="100" w:type="dxa"/>
-              <w:left w:w="100" w:type="dxa"/>
-              <w:bottom w:w="100" w:type="dxa"/>
-              <w:right w:w="100" w:type="dxa"/>
-            </w:tcMar>
-          </w:tcPr>
-          <w:p>
-            <w:pPr>
-              <w:widowControl w:val="0"/>
-              <w:pBdr>
-                <w:top w:val="nil"/>
-                <w:left w:val="nil"/>
-                <w:bottom w:val="nil"/>
-                <w:right w:val="nil"/>
-                <w:between w:val="nil"/>
-              </w:pBdr>
-              <w:rPr>
-                <w:rFonts w:ascii="Candara" w:eastAsia="Candara" w:hAnsi="Candara" w:cs="Candara"/>
-                <w:sz w:val="18"/>
-                <w:szCs w:val="18"/>
-              </w:rPr>
-            </w:pPr>
-            <w:r>
-              <w:rPr>
-                <w:rFonts w:ascii="Candara" w:eastAsia="Candara" w:hAnsi="Candara" w:cs="Candara"/>
-                <w:sz w:val="18"/>
-                <w:szCs w:val="18"/>
-              </w:rPr>
-              <w:t>Usuario/a verbaliza razones personales para el cambio.</w:t>
-            </w:r>
-          </w:p>
-          <w:p>
-            <w:pPr>
-              <w:widowControl w:val="0"/>
-              <w:pBdr>
-                <w:top w:val="nil"/>
-                <w:left w:val="nil"/>
-                <w:bottom w:val="nil"/>
-                <w:right w:val="nil"/>
-                <w:between w:val="nil"/>
-              </w:pBdr>
-              <w:rPr>
-                <w:rFonts w:ascii="Candara" w:eastAsia="Candara" w:hAnsi="Candara" w:cs="Candara"/>
-                <w:sz w:val="18"/>
-                <w:szCs w:val="18"/>
-              </w:rPr>
-            </w:pPr>
-            <w:r>
-              <w:rPr>
-                <w:rFonts w:ascii="Candara" w:eastAsia="Candara" w:hAnsi="Candara" w:cs="Candara"/>
-                <w:sz w:val="18"/>
-                <w:szCs w:val="18"/>
-              </w:rPr>
-              <w:t xml:space="preserve">Se evidencia una disminución de la participación del usuario propio del estado de avance de su tratamiento. </w:t>
-            </w:r>
-          </w:p>
-          <w:p>
-            <w:pPr>
-              <w:widowControl w:val="0"/>
-              <w:pBdr>
-                <w:top w:val="nil"/>
-                <w:left w:val="nil"/>
-                <w:bottom w:val="nil"/>
-                <w:right w:val="nil"/>
-                <w:between w:val="nil"/>
-              </w:pBdr>
-              <w:rPr>
-                <w:rFonts w:ascii="Candara" w:eastAsia="Candara" w:hAnsi="Candara" w:cs="Candara"/>
-                <w:sz w:val="18"/>
-                <w:szCs w:val="18"/>
-              </w:rPr>
-            </w:pPr>
-            <w:r>
-              <w:rPr>
-                <w:rFonts w:ascii="Candara" w:eastAsia="Candara" w:hAnsi="Candara" w:cs="Candara"/>
-                <w:sz w:val="18"/>
-                <w:szCs w:val="18"/>
-              </w:rPr>
-              <w:t>usuario asiste a controles individuales y a taller de prevención de recaídas</w:t>
-            </w:r>
-          </w:p>
-        </w:tc>
-        <w:tc>
-          <w:tcPr>
-            <w:tcW w:w="2199" w:type="dxa"/>
-            <w:tcMar>
-              <w:top w:w="100" w:type="dxa"/>
-              <w:left w:w="100" w:type="dxa"/>
-              <w:bottom w:w="100" w:type="dxa"/>
-              <w:right w:w="100" w:type="dxa"/>
-            </w:tcMar>
-          </w:tcPr>
-          <w:p>
-            <w:pPr>
-              <w:widowControl w:val="0"/>
-              <w:pBdr>
-                <w:top w:val="nil"/>
-                <w:left w:val="nil"/>
-                <w:bottom w:val="nil"/>
-                <w:right w:val="nil"/>
-                <w:between w:val="nil"/>
-              </w:pBdr>
-              <w:rPr>
-                <w:rFonts w:ascii="Candara" w:eastAsia="Candara" w:hAnsi="Candara" w:cs="Candara"/>
-                <w:sz w:val="18"/>
-                <w:szCs w:val="18"/>
-              </w:rPr>
-            </w:pPr>
-            <w:r>
-              <w:rPr>
-                <w:rFonts w:ascii="Candara" w:eastAsia="Candara" w:hAnsi="Candara" w:cs="Candara"/>
-                <w:sz w:val="18"/>
-                <w:szCs w:val="18"/>
-              </w:rPr>
-              <w:t>3 meses</w:t>
-            </w:r>
-          </w:p>
-        </w:tc>
-        <w:tc>
-          <w:tcPr>
-            <w:tcW w:w="2199" w:type="dxa"/>
-            <w:tcMar>
-              <w:top w:w="100" w:type="dxa"/>
-              <w:left w:w="100" w:type="dxa"/>
-              <w:bottom w:w="100" w:type="dxa"/>
-              <w:right w:w="100" w:type="dxa"/>
-            </w:tcMar>
-          </w:tcPr>
-          <w:p>
-            <w:pPr>
-              <w:widowControl w:val="0"/>
-              <w:pBdr>
-                <w:top w:val="nil"/>
-                <w:left w:val="nil"/>
-                <w:bottom w:val="nil"/>
-                <w:right w:val="nil"/>
-                <w:between w:val="nil"/>
-              </w:pBdr>
-              <w:rPr>
-                <w:rFonts w:ascii="Candara" w:eastAsia="Candara" w:hAnsi="Candara" w:cs="Candara"/>
-                <w:sz w:val="18"/>
-                <w:szCs w:val="18"/>
-              </w:rPr>
-            </w:pPr>
-            <w:r>
-              <w:rPr>
-                <w:rFonts w:ascii="Candara" w:eastAsia="Candara" w:hAnsi="Candara" w:cs="Candara"/>
-                <w:sz w:val="18"/>
-                <w:szCs w:val="18"/>
-              </w:rPr>
-              <w:t>TR</w:t>
-            </w:r>
+          </w:p>
+        </w:tc>
+        <w:tc>
+          <w:tcPr>
+            <w:tcW w:w="2199" w:type="dxa"/>
+            <w:tcMar>
+              <w:top w:w="100" w:type="dxa"/>
+              <w:left w:w="100" w:type="dxa"/>
+              <w:bottom w:w="100" w:type="dxa"/>
+              <w:right w:w="100" w:type="dxa"/>
+            </w:tcMar>
+          </w:tcPr>
+          <w:p>
+            <w:pPr>
+              <w:widowControl w:val="0"/>
+              <w:pBdr>
+                <w:top w:val="nil"/>
+                <w:left w:val="nil"/>
+                <w:bottom w:val="nil"/>
+                <w:right w:val="nil"/>
+                <w:between w:val="nil"/>
+              </w:pBdr>
+              <w:rPr>
+                <w:rFonts w:ascii="Candara" w:eastAsia="Candara" w:hAnsi="Candara" w:cs="Candara"/>
+                <w:sz w:val="18"/>
+                <w:szCs w:val="18"/>
+              </w:rPr>
+            </w:pPr>
+          </w:p>
+        </w:tc>
+        <w:tc>
+          <w:tcPr>
+            <w:tcW w:w="2199" w:type="dxa"/>
+            <w:tcMar>
+              <w:top w:w="100" w:type="dxa"/>
+              <w:left w:w="100" w:type="dxa"/>
+              <w:bottom w:w="100" w:type="dxa"/>
+              <w:right w:w="100" w:type="dxa"/>
+            </w:tcMar>
+          </w:tcPr>
+          <w:p>
+            <w:pPr>
+              <w:widowControl w:val="0"/>
+              <w:pBdr>
+                <w:top w:val="nil"/>
+                <w:left w:val="nil"/>
+                <w:bottom w:val="nil"/>
+                <w:right w:val="nil"/>
+                <w:between w:val="nil"/>
+              </w:pBdr>
+              <w:rPr>
+                <w:rFonts w:ascii="Candara" w:eastAsia="Candara" w:hAnsi="Candara" w:cs="Candara"/>
+                <w:sz w:val="18"/>
+                <w:szCs w:val="18"/>
+              </w:rPr>
+            </w:pPr>
+          </w:p>
+        </w:tc>
+        <w:tc>
+          <w:tcPr>
+            <w:tcW w:w="2199" w:type="dxa"/>
+            <w:tcMar>
+              <w:top w:w="100" w:type="dxa"/>
+              <w:left w:w="100" w:type="dxa"/>
+              <w:bottom w:w="100" w:type="dxa"/>
+              <w:right w:w="100" w:type="dxa"/>
+            </w:tcMar>
+          </w:tcPr>
+          <w:p>
+            <w:pPr>
+              <w:widowControl w:val="0"/>
+              <w:pBdr>
+                <w:top w:val="nil"/>
+                <w:left w:val="nil"/>
+                <w:bottom w:val="nil"/>
+                <w:right w:val="nil"/>
+                <w:between w:val="nil"/>
+              </w:pBdr>
+              <w:rPr>
+                <w:rFonts w:ascii="Candara" w:eastAsia="Candara" w:hAnsi="Candara" w:cs="Candara"/>
+                <w:sz w:val="18"/>
+                <w:szCs w:val="18"/>
+              </w:rPr>
+            </w:pPr>
+          </w:p>
+        </w:tc>
+        <w:tc>
+          <w:tcPr>
+            <w:tcW w:w="2199" w:type="dxa"/>
+            <w:tcMar>
+              <w:top w:w="100" w:type="dxa"/>
+              <w:left w:w="100" w:type="dxa"/>
+              <w:bottom w:w="100" w:type="dxa"/>
+              <w:right w:w="100" w:type="dxa"/>
+            </w:tcMar>
+          </w:tcPr>
+          <w:p>
+            <w:pPr>
+              <w:widowControl w:val="0"/>
+              <w:pBdr>
+                <w:top w:val="nil"/>
+                <w:left w:val="nil"/>
+                <w:bottom w:val="nil"/>
+                <w:right w:val="nil"/>
+                <w:between w:val="nil"/>
+              </w:pBdr>
+              <w:rPr>
+                <w:rFonts w:ascii="Candara" w:eastAsia="Candara" w:hAnsi="Candara" w:cs="Candara"/>
+                <w:sz w:val="18"/>
+                <w:szCs w:val="18"/>
+              </w:rPr>
+            </w:pPr>
           </w:p>
         </w:tc>
         <w:tc>
@@ -1335,370 +1170,118 @@
                 <w:szCs w:val="18"/>
               </w:rPr>
             </w:pPr>
-            <w:r>
-              <w:rPr>
-                <w:rFonts w:ascii="Candara" w:eastAsia="Candara" w:hAnsi="Candara" w:cs="Candara"/>
-                <w:sz w:val="18"/>
-                <w:szCs w:val="18"/>
-              </w:rPr>
-              <w:t>Favorecer el reconocimiento y manejo de emociones mediante la incorporación de estrategias de regulación emocional durante los próximos 3 meses.</w:t>
-            </w:r>
-          </w:p>
-        </w:tc>
-        <w:tc>
-          <w:tcPr>
-            <w:tcW w:w="2199" w:type="dxa"/>
-            <w:tcMar>
-              <w:top w:w="100" w:type="dxa"/>
-              <w:left w:w="100" w:type="dxa"/>
-              <w:bottom w:w="100" w:type="dxa"/>
-              <w:right w:w="100" w:type="dxa"/>
-            </w:tcMar>
-          </w:tcPr>
-          <w:p>
-            <w:pPr>
-              <w:widowControl w:val="0"/>
-              <w:pBdr>
-                <w:top w:val="nil"/>
-                <w:left w:val="nil"/>
-                <w:bottom w:val="nil"/>
-                <w:right w:val="nil"/>
-                <w:between w:val="nil"/>
-              </w:pBdr>
-              <w:rPr>
-                <w:rFonts w:ascii="Candara" w:eastAsia="Candara" w:hAnsi="Candara" w:cs="Candara"/>
-                <w:sz w:val="18"/>
-                <w:szCs w:val="18"/>
-              </w:rPr>
-            </w:pPr>
-            <w:r>
-              <w:rPr>
-                <w:rFonts w:ascii="Candara" w:eastAsia="Candara" w:hAnsi="Candara" w:cs="Candara"/>
-                <w:sz w:val="18"/>
-                <w:szCs w:val="18"/>
-              </w:rPr>
-              <w:t>Realizar psicoeducación emocional.</w:t>
-            </w:r>
-          </w:p>
-          <w:p>
-            <w:pPr>
-              <w:widowControl w:val="0"/>
-              <w:pBdr>
-                <w:top w:val="nil"/>
-                <w:left w:val="nil"/>
-                <w:bottom w:val="nil"/>
-                <w:right w:val="nil"/>
-                <w:between w:val="nil"/>
-              </w:pBdr>
-              <w:rPr>
-                <w:rFonts w:ascii="Candara" w:eastAsia="Candara" w:hAnsi="Candara" w:cs="Candara"/>
-                <w:sz w:val="18"/>
-                <w:szCs w:val="18"/>
-              </w:rPr>
-            </w:pPr>
-            <w:r>
-              <w:rPr>
-                <w:rFonts w:ascii="Candara" w:eastAsia="Candara" w:hAnsi="Candara" w:cs="Candara"/>
-                <w:sz w:val="18"/>
-                <w:szCs w:val="18"/>
-              </w:rPr>
-              <w:t>Identificar detonantes emocionales asociados al consumo.</w:t>
-            </w:r>
-          </w:p>
-          <w:p>
-            <w:pPr>
-              <w:widowControl w:val="0"/>
-              <w:pBdr>
-                <w:top w:val="nil"/>
-                <w:left w:val="nil"/>
-                <w:bottom w:val="nil"/>
-                <w:right w:val="nil"/>
-                <w:between w:val="nil"/>
-              </w:pBdr>
-              <w:rPr>
-                <w:rFonts w:ascii="Candara" w:eastAsia="Candara" w:hAnsi="Candara" w:cs="Candara"/>
-                <w:sz w:val="18"/>
-                <w:szCs w:val="18"/>
-              </w:rPr>
-            </w:pPr>
-            <w:r>
-              <w:rPr>
-                <w:rFonts w:ascii="Candara" w:eastAsia="Candara" w:hAnsi="Candara" w:cs="Candara"/>
-                <w:sz w:val="18"/>
-                <w:szCs w:val="18"/>
-              </w:rPr>
-              <w:t xml:space="preserve">Entrenar técnicas de regulación emocional y </w:t>
-            </w:r>
-            <w:r>
-              <w:rPr>
-                <w:rFonts w:ascii="Candara" w:eastAsia="Candara" w:hAnsi="Candara" w:cs="Candara"/>
-                <w:sz w:val="18"/>
-                <w:szCs w:val="18"/>
-              </w:rPr>
-              <w:lastRenderedPageBreak/>
-              <w:t>tolerancia al malestar.</w:t>
-            </w:r>
-          </w:p>
-          <w:p>
-            <w:pPr>
-              <w:widowControl w:val="0"/>
-              <w:pBdr>
-                <w:top w:val="nil"/>
-                <w:left w:val="nil"/>
-                <w:bottom w:val="nil"/>
-                <w:right w:val="nil"/>
-                <w:between w:val="nil"/>
-              </w:pBdr>
-              <w:rPr>
-                <w:rFonts w:ascii="Candara" w:eastAsia="Candara" w:hAnsi="Candara" w:cs="Candara"/>
-                <w:sz w:val="18"/>
-                <w:szCs w:val="18"/>
-              </w:rPr>
-            </w:pPr>
-            <w:r>
-              <w:rPr>
-                <w:rFonts w:ascii="Candara" w:eastAsia="Candara" w:hAnsi="Candara" w:cs="Candara"/>
-                <w:sz w:val="18"/>
-                <w:szCs w:val="18"/>
-              </w:rPr>
-              <w:t>Favorecer la identificación y expresión emocional.</w:t>
-            </w:r>
-          </w:p>
-          <w:p>
-            <w:pPr>
-              <w:widowControl w:val="0"/>
-              <w:pBdr>
-                <w:top w:val="nil"/>
-                <w:left w:val="nil"/>
-                <w:bottom w:val="nil"/>
-                <w:right w:val="nil"/>
-                <w:between w:val="nil"/>
-              </w:pBdr>
-              <w:rPr>
-                <w:rFonts w:ascii="Candara" w:eastAsia="Candara" w:hAnsi="Candara" w:cs="Candara"/>
-                <w:sz w:val="18"/>
-                <w:szCs w:val="18"/>
-              </w:rPr>
-            </w:pPr>
-            <w:r>
-              <w:rPr>
-                <w:rFonts w:ascii="Candara" w:eastAsia="Candara" w:hAnsi="Candara" w:cs="Candara"/>
-                <w:sz w:val="18"/>
-                <w:szCs w:val="18"/>
-              </w:rPr>
-              <w:t>Trabajar reconocimiento de señales corporales de activación.</w:t>
-            </w:r>
-          </w:p>
-          <w:p>
-            <w:pPr>
-              <w:widowControl w:val="0"/>
-              <w:pBdr>
-                <w:top w:val="nil"/>
-                <w:left w:val="nil"/>
-                <w:bottom w:val="nil"/>
-                <w:right w:val="nil"/>
-                <w:between w:val="nil"/>
-              </w:pBdr>
-              <w:rPr>
-                <w:rFonts w:ascii="Candara" w:eastAsia="Candara" w:hAnsi="Candara" w:cs="Candara"/>
-                <w:sz w:val="18"/>
-                <w:szCs w:val="18"/>
-              </w:rPr>
-            </w:pPr>
-            <w:r>
-              <w:rPr>
-                <w:rFonts w:ascii="Candara" w:eastAsia="Candara" w:hAnsi="Candara" w:cs="Candara"/>
-                <w:sz w:val="18"/>
-                <w:szCs w:val="18"/>
-              </w:rPr>
-              <w:t>Reforzar estrategias adaptativas de afrontamiento.</w:t>
-            </w:r>
-          </w:p>
-        </w:tc>
-        <w:tc>
-          <w:tcPr>
-            <w:tcW w:w="2199" w:type="dxa"/>
-            <w:tcMar>
-              <w:top w:w="100" w:type="dxa"/>
-              <w:left w:w="100" w:type="dxa"/>
-              <w:bottom w:w="100" w:type="dxa"/>
-              <w:right w:w="100" w:type="dxa"/>
-            </w:tcMar>
-          </w:tcPr>
-          <w:p>
-            <w:pPr>
-              <w:widowControl w:val="0"/>
-              <w:pBdr>
-                <w:top w:val="nil"/>
-                <w:left w:val="nil"/>
-                <w:bottom w:val="nil"/>
-                <w:right w:val="nil"/>
-                <w:between w:val="nil"/>
-              </w:pBdr>
-              <w:rPr>
-                <w:rFonts w:ascii="Candara" w:eastAsia="Candara" w:hAnsi="Candara" w:cs="Candara"/>
-                <w:sz w:val="18"/>
-                <w:szCs w:val="18"/>
-              </w:rPr>
-            </w:pPr>
-            <w:r>
-              <w:rPr>
-                <w:rFonts w:ascii="Candara" w:eastAsia="Candara" w:hAnsi="Candara" w:cs="Candara"/>
-                <w:sz w:val="18"/>
-                <w:szCs w:val="18"/>
-              </w:rPr>
-              <w:lastRenderedPageBreak/>
-              <w:t>Persona usuaria identifica emociones predominantes en sesión.</w:t>
-            </w:r>
-          </w:p>
-          <w:p>
-            <w:pPr>
-              <w:widowControl w:val="0"/>
-              <w:pBdr>
-                <w:top w:val="nil"/>
-                <w:left w:val="nil"/>
-                <w:bottom w:val="nil"/>
-                <w:right w:val="nil"/>
-                <w:between w:val="nil"/>
-              </w:pBdr>
-              <w:rPr>
-                <w:rFonts w:ascii="Candara" w:eastAsia="Candara" w:hAnsi="Candara" w:cs="Candara"/>
-                <w:sz w:val="18"/>
-                <w:szCs w:val="18"/>
-              </w:rPr>
-            </w:pPr>
-            <w:r>
-              <w:rPr>
-                <w:rFonts w:ascii="Candara" w:eastAsia="Candara" w:hAnsi="Candara" w:cs="Candara"/>
-                <w:sz w:val="18"/>
-                <w:szCs w:val="18"/>
-              </w:rPr>
-              <w:t>Persona usuaria reconoce situaciones desencadenantes de crisis.</w:t>
-            </w:r>
-          </w:p>
-          <w:p>
-            <w:pPr>
-              <w:widowControl w:val="0"/>
-              <w:pBdr>
-                <w:top w:val="nil"/>
-                <w:left w:val="nil"/>
-                <w:bottom w:val="nil"/>
-                <w:right w:val="nil"/>
-                <w:between w:val="nil"/>
-              </w:pBdr>
-              <w:rPr>
-                <w:rFonts w:ascii="Candara" w:eastAsia="Candara" w:hAnsi="Candara" w:cs="Candara"/>
-                <w:sz w:val="18"/>
-                <w:szCs w:val="18"/>
-              </w:rPr>
-            </w:pPr>
-            <w:r>
-              <w:rPr>
-                <w:rFonts w:ascii="Candara" w:eastAsia="Candara" w:hAnsi="Candara" w:cs="Candara"/>
-                <w:sz w:val="18"/>
-                <w:szCs w:val="18"/>
-              </w:rPr>
-              <w:lastRenderedPageBreak/>
-              <w:t>La persona usuaria utiliza estrategias de regulación emocional.</w:t>
-            </w:r>
-          </w:p>
-          <w:p>
-            <w:pPr>
-              <w:widowControl w:val="0"/>
-              <w:pBdr>
-                <w:top w:val="nil"/>
-                <w:left w:val="nil"/>
-                <w:bottom w:val="nil"/>
-                <w:right w:val="nil"/>
-                <w:between w:val="nil"/>
-              </w:pBdr>
-              <w:rPr>
-                <w:rFonts w:ascii="Candara" w:eastAsia="Candara" w:hAnsi="Candara" w:cs="Candara"/>
-                <w:sz w:val="18"/>
-                <w:szCs w:val="18"/>
-              </w:rPr>
-            </w:pPr>
-            <w:r>
-              <w:rPr>
-                <w:rFonts w:ascii="Candara" w:eastAsia="Candara" w:hAnsi="Candara" w:cs="Candara"/>
-                <w:sz w:val="18"/>
-                <w:szCs w:val="18"/>
-              </w:rPr>
-              <w:t>Persona usuaria disminuye episodios de impulsividad reportados.</w:t>
-            </w:r>
-          </w:p>
-        </w:tc>
-        <w:tc>
-          <w:tcPr>
-            <w:tcW w:w="2199" w:type="dxa"/>
-            <w:tcMar>
-              <w:top w:w="100" w:type="dxa"/>
-              <w:left w:w="100" w:type="dxa"/>
-              <w:bottom w:w="100" w:type="dxa"/>
-              <w:right w:w="100" w:type="dxa"/>
-            </w:tcMar>
-          </w:tcPr>
-          <w:p>
-            <w:pPr>
-              <w:widowControl w:val="0"/>
-              <w:pBdr>
-                <w:top w:val="nil"/>
-                <w:left w:val="nil"/>
-                <w:bottom w:val="nil"/>
-                <w:right w:val="nil"/>
-                <w:between w:val="nil"/>
-              </w:pBdr>
-              <w:rPr>
-                <w:rFonts w:ascii="Candara" w:eastAsia="Candara" w:hAnsi="Candara" w:cs="Candara"/>
-                <w:sz w:val="18"/>
-                <w:szCs w:val="18"/>
-              </w:rPr>
-            </w:pPr>
-            <w:r>
-              <w:rPr>
-                <w:rFonts w:ascii="Candara" w:eastAsia="Candara" w:hAnsi="Candara" w:cs="Candara"/>
-                <w:sz w:val="18"/>
-                <w:szCs w:val="18"/>
-              </w:rPr>
-              <w:lastRenderedPageBreak/>
-              <w:t>3 meses</w:t>
-            </w:r>
-          </w:p>
-        </w:tc>
-        <w:tc>
-          <w:tcPr>
-            <w:tcW w:w="2199" w:type="dxa"/>
-            <w:tcMar>
-              <w:top w:w="100" w:type="dxa"/>
-              <w:left w:w="100" w:type="dxa"/>
-              <w:bottom w:w="100" w:type="dxa"/>
-              <w:right w:w="100" w:type="dxa"/>
-            </w:tcMar>
-          </w:tcPr>
-          <w:p>
-            <w:pPr>
-              <w:widowControl w:val="0"/>
-              <w:pBdr>
-                <w:top w:val="nil"/>
-                <w:left w:val="nil"/>
-                <w:bottom w:val="nil"/>
-                <w:right w:val="nil"/>
-                <w:between w:val="nil"/>
-              </w:pBdr>
-              <w:rPr>
-                <w:rFonts w:ascii="Candara" w:eastAsia="Candara" w:hAnsi="Candara" w:cs="Candara"/>
-                <w:sz w:val="18"/>
-                <w:szCs w:val="18"/>
-              </w:rPr>
-            </w:pPr>
-            <w:r>
-              <w:rPr>
-                <w:rFonts w:ascii="Candara" w:eastAsia="Candara" w:hAnsi="Candara" w:cs="Candara"/>
-                <w:sz w:val="18"/>
-                <w:szCs w:val="18"/>
-              </w:rPr>
-              <w:t>PS</w:t>
-            </w:r>
+          </w:p>
+        </w:tc>
+        <w:tc>
+          <w:tcPr>
+            <w:tcW w:w="2199" w:type="dxa"/>
+            <w:tcMar>
+              <w:top w:w="100" w:type="dxa"/>
+              <w:left w:w="100" w:type="dxa"/>
+              <w:bottom w:w="100" w:type="dxa"/>
+              <w:right w:w="100" w:type="dxa"/>
+            </w:tcMar>
+          </w:tcPr>
+          <w:p>
+            <w:pPr>
+              <w:widowControl w:val="0"/>
+              <w:pBdr>
+                <w:top w:val="nil"/>
+                <w:left w:val="nil"/>
+                <w:bottom w:val="nil"/>
+                <w:right w:val="nil"/>
+                <w:between w:val="nil"/>
+              </w:pBdr>
+              <w:rPr>
+                <w:rFonts w:ascii="Candara" w:eastAsia="Candara" w:hAnsi="Candara" w:cs="Candara"/>
+                <w:sz w:val="18"/>
+                <w:szCs w:val="18"/>
+              </w:rPr>
+            </w:pPr>
+          </w:p>
+        </w:tc>
+        <w:tc>
+          <w:tcPr>
+            <w:tcW w:w="2199" w:type="dxa"/>
+            <w:tcMar>
+              <w:top w:w="100" w:type="dxa"/>
+              <w:left w:w="100" w:type="dxa"/>
+              <w:bottom w:w="100" w:type="dxa"/>
+              <w:right w:w="100" w:type="dxa"/>
+            </w:tcMar>
+          </w:tcPr>
+          <w:p>
+            <w:pPr>
+              <w:widowControl w:val="0"/>
+              <w:pBdr>
+                <w:top w:val="nil"/>
+                <w:left w:val="nil"/>
+                <w:bottom w:val="nil"/>
+                <w:right w:val="nil"/>
+                <w:between w:val="nil"/>
+              </w:pBdr>
+              <w:rPr>
+                <w:rFonts w:ascii="Candara" w:eastAsia="Candara" w:hAnsi="Candara" w:cs="Candara"/>
+                <w:sz w:val="18"/>
+                <w:szCs w:val="18"/>
+              </w:rPr>
+            </w:pPr>
+          </w:p>
+        </w:tc>
+        <w:tc>
+          <w:tcPr>
+            <w:tcW w:w="2199" w:type="dxa"/>
+            <w:tcMar>
+              <w:top w:w="100" w:type="dxa"/>
+              <w:left w:w="100" w:type="dxa"/>
+              <w:bottom w:w="100" w:type="dxa"/>
+              <w:right w:w="100" w:type="dxa"/>
+            </w:tcMar>
+          </w:tcPr>
+          <w:p>
+            <w:pPr>
+              <w:widowControl w:val="0"/>
+              <w:pBdr>
+                <w:top w:val="nil"/>
+                <w:left w:val="nil"/>
+                <w:bottom w:val="nil"/>
+                <w:right w:val="nil"/>
+                <w:between w:val="nil"/>
+              </w:pBdr>
+              <w:rPr>
+                <w:rFonts w:ascii="Candara" w:eastAsia="Candara" w:hAnsi="Candara" w:cs="Candara"/>
+                <w:sz w:val="18"/>
+                <w:szCs w:val="18"/>
+              </w:rPr>
+            </w:pPr>
+          </w:p>
+        </w:tc>
+        <w:tc>
+          <w:tcPr>
+            <w:tcW w:w="2199" w:type="dxa"/>
+            <w:tcMar>
+              <w:top w:w="100" w:type="dxa"/>
+              <w:left w:w="100" w:type="dxa"/>
+              <w:bottom w:w="100" w:type="dxa"/>
+              <w:right w:w="100" w:type="dxa"/>
+            </w:tcMar>
+          </w:tcPr>
+          <w:p>
+            <w:pPr>
+              <w:widowControl w:val="0"/>
+              <w:pBdr>
+                <w:top w:val="nil"/>
+                <w:left w:val="nil"/>
+                <w:bottom w:val="nil"/>
+                <w:right w:val="nil"/>
+                <w:between w:val="nil"/>
+              </w:pBdr>
+              <w:rPr>
+                <w:rFonts w:ascii="Candara" w:eastAsia="Candara" w:hAnsi="Candara" w:cs="Candara"/>
+                <w:sz w:val="18"/>
+                <w:szCs w:val="18"/>
+              </w:rPr>
+            </w:pPr>
           </w:p>
         </w:tc>
         <w:tc>
@@ -1797,142 +1380,118 @@
                 <w:szCs w:val="18"/>
               </w:rPr>
             </w:pPr>
-            <w:r>
-              <w:rPr>
-                <w:rFonts w:ascii="Candara" w:eastAsia="Candara" w:hAnsi="Candara" w:cs="Candara"/>
-                <w:sz w:val="18"/>
-                <w:szCs w:val="18"/>
-              </w:rPr>
-              <w:t>Fortalecer la adherencia al tratamiento farmacológico, logrando cumplimiento regular de la indicación médica en un plazo de 3 meses.</w:t>
-            </w:r>
-          </w:p>
-        </w:tc>
-        <w:tc>
-          <w:tcPr>
-            <w:tcW w:w="2199" w:type="dxa"/>
-            <w:tcMar>
-              <w:top w:w="100" w:type="dxa"/>
-              <w:left w:w="100" w:type="dxa"/>
-              <w:bottom w:w="100" w:type="dxa"/>
-              <w:right w:w="100" w:type="dxa"/>
-            </w:tcMar>
-          </w:tcPr>
-          <w:p>
-            <w:pPr>
-              <w:widowControl w:val="0"/>
-              <w:pBdr>
-                <w:top w:val="nil"/>
-                <w:left w:val="nil"/>
-                <w:bottom w:val="nil"/>
-                <w:right w:val="nil"/>
-                <w:between w:val="nil"/>
-              </w:pBdr>
-              <w:rPr>
-                <w:rFonts w:ascii="Candara" w:eastAsia="Candara" w:hAnsi="Candara" w:cs="Candara"/>
-                <w:sz w:val="18"/>
-                <w:szCs w:val="18"/>
-              </w:rPr>
-            </w:pPr>
-          </w:p>
-        </w:tc>
-        <w:tc>
-          <w:tcPr>
-            <w:tcW w:w="2199" w:type="dxa"/>
-            <w:tcMar>
-              <w:top w:w="100" w:type="dxa"/>
-              <w:left w:w="100" w:type="dxa"/>
-              <w:bottom w:w="100" w:type="dxa"/>
-              <w:right w:w="100" w:type="dxa"/>
-            </w:tcMar>
-          </w:tcPr>
-          <w:p>
-            <w:pPr>
-              <w:widowControl w:val="0"/>
-              <w:pBdr>
-                <w:top w:val="nil"/>
-                <w:left w:val="nil"/>
-                <w:bottom w:val="nil"/>
-                <w:right w:val="nil"/>
-                <w:between w:val="nil"/>
-              </w:pBdr>
-              <w:rPr>
-                <w:rFonts w:ascii="Candara" w:eastAsia="Candara" w:hAnsi="Candara" w:cs="Candara"/>
-                <w:sz w:val="18"/>
-                <w:szCs w:val="18"/>
-              </w:rPr>
-            </w:pPr>
-          </w:p>
-        </w:tc>
-        <w:tc>
-          <w:tcPr>
-            <w:tcW w:w="2199" w:type="dxa"/>
-            <w:tcMar>
-              <w:top w:w="100" w:type="dxa"/>
-              <w:left w:w="100" w:type="dxa"/>
-              <w:bottom w:w="100" w:type="dxa"/>
-              <w:right w:w="100" w:type="dxa"/>
-            </w:tcMar>
-          </w:tcPr>
-          <w:p>
-            <w:pPr>
-              <w:widowControl w:val="0"/>
-              <w:pBdr>
-                <w:top w:val="nil"/>
-                <w:left w:val="nil"/>
-                <w:bottom w:val="nil"/>
-                <w:right w:val="nil"/>
-                <w:between w:val="nil"/>
-              </w:pBdr>
-              <w:rPr>
-                <w:rFonts w:ascii="Candara" w:eastAsia="Candara" w:hAnsi="Candara" w:cs="Candara"/>
-                <w:sz w:val="18"/>
-                <w:szCs w:val="18"/>
-              </w:rPr>
-            </w:pPr>
-            <w:r>
-              <w:rPr>
-                <w:rFonts w:ascii="Candara" w:eastAsia="Candara" w:hAnsi="Candara" w:cs="Candara"/>
-                <w:sz w:val="18"/>
-                <w:szCs w:val="18"/>
-              </w:rPr>
-              <w:t>3 meses</w:t>
-            </w:r>
-          </w:p>
-        </w:tc>
-        <w:tc>
-          <w:tcPr>
-            <w:tcW w:w="2199" w:type="dxa"/>
-            <w:tcMar>
-              <w:top w:w="100" w:type="dxa"/>
-              <w:left w:w="100" w:type="dxa"/>
-              <w:bottom w:w="100" w:type="dxa"/>
-              <w:right w:w="100" w:type="dxa"/>
-            </w:tcMar>
-          </w:tcPr>
-          <w:p>
-            <w:pPr>
-              <w:widowControl w:val="0"/>
-              <w:pBdr>
-                <w:top w:val="nil"/>
-                <w:left w:val="nil"/>
-                <w:bottom w:val="nil"/>
-                <w:right w:val="nil"/>
-                <w:between w:val="nil"/>
-              </w:pBdr>
-              <w:rPr>
-                <w:rFonts w:ascii="Candara" w:eastAsia="Candara" w:hAnsi="Candara" w:cs="Candara"/>
-                <w:sz w:val="18"/>
-                <w:szCs w:val="18"/>
-              </w:rPr>
-            </w:pPr>
-            <w:r>
-              <w:rPr>
-                <w:rFonts w:ascii="Candara" w:eastAsia="Candara" w:hAnsi="Candara" w:cs="Candara"/>
-                <w:sz w:val="18"/>
-                <w:szCs w:val="18"/>
-              </w:rPr>
-              <w:t>MEDICO</w:t>
-            </w:r>
+          </w:p>
+        </w:tc>
+        <w:tc>
+          <w:tcPr>
+            <w:tcW w:w="2199" w:type="dxa"/>
+            <w:tcMar>
+              <w:top w:w="100" w:type="dxa"/>
+              <w:left w:w="100" w:type="dxa"/>
+              <w:bottom w:w="100" w:type="dxa"/>
+              <w:right w:w="100" w:type="dxa"/>
+            </w:tcMar>
+          </w:tcPr>
+          <w:p>
+            <w:pPr>
+              <w:widowControl w:val="0"/>
+              <w:pBdr>
+                <w:top w:val="nil"/>
+                <w:left w:val="nil"/>
+                <w:bottom w:val="nil"/>
+                <w:right w:val="nil"/>
+                <w:between w:val="nil"/>
+              </w:pBdr>
+              <w:rPr>
+                <w:rFonts w:ascii="Candara" w:eastAsia="Candara" w:hAnsi="Candara" w:cs="Candara"/>
+                <w:sz w:val="18"/>
+                <w:szCs w:val="18"/>
+              </w:rPr>
+            </w:pPr>
+          </w:p>
+        </w:tc>
+        <w:tc>
+          <w:tcPr>
+            <w:tcW w:w="2199" w:type="dxa"/>
+            <w:tcMar>
+              <w:top w:w="100" w:type="dxa"/>
+              <w:left w:w="100" w:type="dxa"/>
+              <w:bottom w:w="100" w:type="dxa"/>
+              <w:right w:w="100" w:type="dxa"/>
+            </w:tcMar>
+          </w:tcPr>
+          <w:p>
+            <w:pPr>
+              <w:widowControl w:val="0"/>
+              <w:pBdr>
+                <w:top w:val="nil"/>
+                <w:left w:val="nil"/>
+                <w:bottom w:val="nil"/>
+                <w:right w:val="nil"/>
+                <w:between w:val="nil"/>
+              </w:pBdr>
+              <w:rPr>
+                <w:rFonts w:ascii="Candara" w:eastAsia="Candara" w:hAnsi="Candara" w:cs="Candara"/>
+                <w:sz w:val="18"/>
+                <w:szCs w:val="18"/>
+              </w:rPr>
+            </w:pPr>
+          </w:p>
+        </w:tc>
+        <w:tc>
+          <w:tcPr>
+            <w:tcW w:w="2199" w:type="dxa"/>
+            <w:tcMar>
+              <w:top w:w="100" w:type="dxa"/>
+              <w:left w:w="100" w:type="dxa"/>
+              <w:bottom w:w="100" w:type="dxa"/>
+              <w:right w:w="100" w:type="dxa"/>
+            </w:tcMar>
+          </w:tcPr>
+          <w:p>
+            <w:pPr>
+              <w:widowControl w:val="0"/>
+              <w:pBdr>
+                <w:top w:val="nil"/>
+                <w:left w:val="nil"/>
+                <w:bottom w:val="nil"/>
+                <w:right w:val="nil"/>
+                <w:between w:val="nil"/>
+              </w:pBdr>
+              <w:rPr>
+                <w:rFonts w:ascii="Candara" w:eastAsia="Candara" w:hAnsi="Candara" w:cs="Candara"/>
+                <w:sz w:val="18"/>
+                <w:szCs w:val="18"/>
+              </w:rPr>
+            </w:pPr>
+          </w:p>
+        </w:tc>
+        <w:tc>
+          <w:tcPr>
+            <w:tcW w:w="2199" w:type="dxa"/>
+            <w:tcMar>
+              <w:top w:w="100" w:type="dxa"/>
+              <w:left w:w="100" w:type="dxa"/>
+              <w:bottom w:w="100" w:type="dxa"/>
+              <w:right w:w="100" w:type="dxa"/>
+            </w:tcMar>
+          </w:tcPr>
+          <w:p>
+            <w:pPr>
+              <w:widowControl w:val="0"/>
+              <w:pBdr>
+                <w:top w:val="nil"/>
+                <w:left w:val="nil"/>
+                <w:bottom w:val="nil"/>
+                <w:right w:val="nil"/>
+                <w:between w:val="nil"/>
+              </w:pBdr>
+              <w:rPr>
+                <w:rFonts w:ascii="Candara" w:eastAsia="Candara" w:hAnsi="Candara" w:cs="Candara"/>
+                <w:sz w:val="18"/>
+                <w:szCs w:val="18"/>
+              </w:rPr>
+            </w:pPr>
           </w:p>
         </w:tc>
         <w:tc>
@@ -2031,301 +1590,118 @@
                 <w:szCs w:val="18"/>
               </w:rPr>
             </w:pPr>
-            <w:r>
-              <w:rPr>
-                <w:rFonts w:ascii="Candara" w:eastAsia="Candara" w:hAnsi="Candara" w:cs="Candara"/>
-                <w:sz w:val="18"/>
-                <w:szCs w:val="18"/>
-              </w:rPr>
-              <w:t>Mejorar habilidades de comunicación familiar mediante la implementación de estrategias de comunicación asertiva en al menos 3 situaciones cotidianas relevantes en un plazo de 3 meses</w:t>
-            </w:r>
-          </w:p>
-        </w:tc>
-        <w:tc>
-          <w:tcPr>
-            <w:tcW w:w="2199" w:type="dxa"/>
-            <w:tcMar>
-              <w:top w:w="100" w:type="dxa"/>
-              <w:left w:w="100" w:type="dxa"/>
-              <w:bottom w:w="100" w:type="dxa"/>
-              <w:right w:w="100" w:type="dxa"/>
-            </w:tcMar>
-          </w:tcPr>
-          <w:p>
-            <w:pPr>
-              <w:widowControl w:val="0"/>
-              <w:pBdr>
-                <w:top w:val="nil"/>
-                <w:left w:val="nil"/>
-                <w:bottom w:val="nil"/>
-                <w:right w:val="nil"/>
-                <w:between w:val="nil"/>
-              </w:pBdr>
-              <w:rPr>
-                <w:rFonts w:ascii="Candara" w:eastAsia="Candara" w:hAnsi="Candara" w:cs="Candara"/>
-                <w:sz w:val="18"/>
-                <w:szCs w:val="18"/>
-              </w:rPr>
-            </w:pPr>
-            <w:r>
-              <w:rPr>
-                <w:rFonts w:ascii="Candara" w:eastAsia="Candara" w:hAnsi="Candara" w:cs="Candara"/>
-                <w:sz w:val="18"/>
-                <w:szCs w:val="18"/>
-              </w:rPr>
-              <w:t>Psicoeducación en comunicación asertiva.</w:t>
-            </w:r>
-          </w:p>
-          <w:p>
-            <w:pPr>
-              <w:widowControl w:val="0"/>
-              <w:pBdr>
-                <w:top w:val="nil"/>
-                <w:left w:val="nil"/>
-                <w:bottom w:val="nil"/>
-                <w:right w:val="nil"/>
-                <w:between w:val="nil"/>
-              </w:pBdr>
-              <w:rPr>
-                <w:rFonts w:ascii="Candara" w:eastAsia="Candara" w:hAnsi="Candara" w:cs="Candara"/>
-                <w:sz w:val="18"/>
-                <w:szCs w:val="18"/>
-              </w:rPr>
-            </w:pPr>
-            <w:r>
-              <w:rPr>
-                <w:rFonts w:ascii="Candara" w:eastAsia="Candara" w:hAnsi="Candara" w:cs="Candara"/>
-                <w:sz w:val="18"/>
-                <w:szCs w:val="18"/>
-              </w:rPr>
-              <w:t xml:space="preserve">Role </w:t>
-            </w:r>
-            <w:proofErr w:type="spellStart"/>
-            <w:r>
-              <w:rPr>
-                <w:rFonts w:ascii="Candara" w:eastAsia="Candara" w:hAnsi="Candara" w:cs="Candara"/>
-                <w:sz w:val="18"/>
-                <w:szCs w:val="18"/>
-              </w:rPr>
-              <w:t>playing</w:t>
-            </w:r>
-            <w:proofErr w:type="spellEnd"/>
-            <w:r>
-              <w:rPr>
-                <w:rFonts w:ascii="Candara" w:eastAsia="Candara" w:hAnsi="Candara" w:cs="Candara"/>
-                <w:sz w:val="18"/>
-                <w:szCs w:val="18"/>
-              </w:rPr>
-              <w:t xml:space="preserve"> de conflictos frecuentes.</w:t>
-            </w:r>
-          </w:p>
-          <w:p>
-            <w:pPr>
-              <w:widowControl w:val="0"/>
-              <w:pBdr>
-                <w:top w:val="nil"/>
-                <w:left w:val="nil"/>
-                <w:bottom w:val="nil"/>
-                <w:right w:val="nil"/>
-                <w:between w:val="nil"/>
-              </w:pBdr>
-              <w:rPr>
-                <w:rFonts w:ascii="Candara" w:eastAsia="Candara" w:hAnsi="Candara" w:cs="Candara"/>
-                <w:sz w:val="18"/>
-                <w:szCs w:val="18"/>
-              </w:rPr>
-            </w:pPr>
-            <w:r>
-              <w:rPr>
-                <w:rFonts w:ascii="Candara" w:eastAsia="Candara" w:hAnsi="Candara" w:cs="Candara"/>
-                <w:sz w:val="18"/>
-                <w:szCs w:val="18"/>
-              </w:rPr>
-              <w:t>Registro de interacciones familiares.</w:t>
-            </w:r>
-          </w:p>
-          <w:p>
-            <w:pPr>
-              <w:widowControl w:val="0"/>
-              <w:pBdr>
-                <w:top w:val="nil"/>
-                <w:left w:val="nil"/>
-                <w:bottom w:val="nil"/>
-                <w:right w:val="nil"/>
-                <w:between w:val="nil"/>
-              </w:pBdr>
-              <w:rPr>
-                <w:rFonts w:ascii="Candara" w:eastAsia="Candara" w:hAnsi="Candara" w:cs="Candara"/>
-                <w:sz w:val="18"/>
-                <w:szCs w:val="18"/>
-              </w:rPr>
-            </w:pPr>
-            <w:r>
-              <w:rPr>
-                <w:rFonts w:ascii="Candara" w:eastAsia="Candara" w:hAnsi="Candara" w:cs="Candara"/>
-                <w:sz w:val="18"/>
-                <w:szCs w:val="18"/>
-              </w:rPr>
-              <w:t>Trabajo en expresión emocional.</w:t>
-            </w:r>
-          </w:p>
-        </w:tc>
-        <w:tc>
-          <w:tcPr>
-            <w:tcW w:w="2199" w:type="dxa"/>
-            <w:tcMar>
-              <w:top w:w="100" w:type="dxa"/>
-              <w:left w:w="100" w:type="dxa"/>
-              <w:bottom w:w="100" w:type="dxa"/>
-              <w:right w:w="100" w:type="dxa"/>
-            </w:tcMar>
-          </w:tcPr>
-          <w:p>
-            <w:pPr>
-              <w:widowControl w:val="0"/>
-              <w:pBdr>
-                <w:top w:val="nil"/>
-                <w:left w:val="nil"/>
-                <w:bottom w:val="nil"/>
-                <w:right w:val="nil"/>
-                <w:between w:val="nil"/>
-              </w:pBdr>
-              <w:rPr>
-                <w:rFonts w:ascii="Candara" w:eastAsia="Candara" w:hAnsi="Candara" w:cs="Candara"/>
-                <w:sz w:val="18"/>
-                <w:szCs w:val="18"/>
-              </w:rPr>
-            </w:pPr>
-            <w:r>
-              <w:rPr>
-                <w:rFonts w:ascii="Candara" w:eastAsia="Candara" w:hAnsi="Candara" w:cs="Candara"/>
-                <w:sz w:val="18"/>
-                <w:szCs w:val="18"/>
-              </w:rPr>
-              <w:t>Usuario/a identifica estilos comunicacionales disfuncionales.</w:t>
-            </w:r>
-          </w:p>
-          <w:p>
-            <w:pPr>
-              <w:widowControl w:val="0"/>
-              <w:pBdr>
-                <w:top w:val="nil"/>
-                <w:left w:val="nil"/>
-                <w:bottom w:val="nil"/>
-                <w:right w:val="nil"/>
-                <w:between w:val="nil"/>
-              </w:pBdr>
-              <w:rPr>
-                <w:rFonts w:ascii="Candara" w:eastAsia="Candara" w:hAnsi="Candara" w:cs="Candara"/>
-                <w:sz w:val="18"/>
-                <w:szCs w:val="18"/>
-              </w:rPr>
-            </w:pPr>
-            <w:r>
-              <w:rPr>
-                <w:rFonts w:ascii="Candara" w:eastAsia="Candara" w:hAnsi="Candara" w:cs="Candara"/>
-                <w:sz w:val="18"/>
-                <w:szCs w:val="18"/>
-              </w:rPr>
-              <w:t>Reporta aplicación de estrategias asertivas.</w:t>
-            </w:r>
-          </w:p>
-          <w:p>
-            <w:pPr>
-              <w:widowControl w:val="0"/>
-              <w:pBdr>
-                <w:top w:val="nil"/>
-                <w:left w:val="nil"/>
-                <w:bottom w:val="nil"/>
-                <w:right w:val="nil"/>
-                <w:between w:val="nil"/>
-              </w:pBdr>
-              <w:rPr>
-                <w:rFonts w:ascii="Candara" w:eastAsia="Candara" w:hAnsi="Candara" w:cs="Candara"/>
-                <w:sz w:val="18"/>
-                <w:szCs w:val="18"/>
-              </w:rPr>
-            </w:pPr>
-            <w:r>
-              <w:rPr>
-                <w:rFonts w:ascii="Candara" w:eastAsia="Candara" w:hAnsi="Candara" w:cs="Candara"/>
-                <w:sz w:val="18"/>
-                <w:szCs w:val="18"/>
-              </w:rPr>
-              <w:t>Disminución de conflictos reportados.</w:t>
-            </w:r>
-          </w:p>
-        </w:tc>
-        <w:tc>
-          <w:tcPr>
-            <w:tcW w:w="2199" w:type="dxa"/>
-            <w:tcMar>
-              <w:top w:w="100" w:type="dxa"/>
-              <w:left w:w="100" w:type="dxa"/>
-              <w:bottom w:w="100" w:type="dxa"/>
-              <w:right w:w="100" w:type="dxa"/>
-            </w:tcMar>
-          </w:tcPr>
-          <w:p>
-            <w:pPr>
-              <w:widowControl w:val="0"/>
-              <w:pBdr>
-                <w:top w:val="nil"/>
-                <w:left w:val="nil"/>
-                <w:bottom w:val="nil"/>
-                <w:right w:val="nil"/>
-                <w:between w:val="nil"/>
-              </w:pBdr>
-              <w:rPr>
-                <w:rFonts w:ascii="Candara" w:eastAsia="Candara" w:hAnsi="Candara" w:cs="Candara"/>
-                <w:sz w:val="18"/>
-                <w:szCs w:val="18"/>
-              </w:rPr>
-            </w:pPr>
-            <w:r>
-              <w:rPr>
-                <w:rFonts w:ascii="Candara" w:eastAsia="Candara" w:hAnsi="Candara" w:cs="Candara"/>
-                <w:sz w:val="18"/>
-                <w:szCs w:val="18"/>
-              </w:rPr>
-              <w:t>3 meses</w:t>
-            </w:r>
-          </w:p>
-        </w:tc>
-        <w:tc>
-          <w:tcPr>
-            <w:tcW w:w="2199" w:type="dxa"/>
-            <w:tcMar>
-              <w:top w:w="100" w:type="dxa"/>
-              <w:left w:w="100" w:type="dxa"/>
-              <w:bottom w:w="100" w:type="dxa"/>
-              <w:right w:w="100" w:type="dxa"/>
-            </w:tcMar>
-          </w:tcPr>
-          <w:p>
-            <w:pPr>
-              <w:widowControl w:val="0"/>
-              <w:pBdr>
-                <w:top w:val="nil"/>
-                <w:left w:val="nil"/>
-                <w:bottom w:val="nil"/>
-                <w:right w:val="nil"/>
-                <w:between w:val="nil"/>
-              </w:pBdr>
-              <w:rPr>
-                <w:rFonts w:ascii="Candara" w:eastAsia="Candara" w:hAnsi="Candara" w:cs="Candara"/>
-                <w:sz w:val="18"/>
-                <w:szCs w:val="18"/>
-              </w:rPr>
-            </w:pPr>
-            <w:r>
-              <w:rPr>
-                <w:rFonts w:ascii="Candara" w:eastAsia="Candara" w:hAnsi="Candara" w:cs="Candara"/>
-                <w:sz w:val="18"/>
-                <w:szCs w:val="18"/>
-              </w:rPr>
-              <w:t>TS</w:t>
-            </w:r>
+          </w:p>
+        </w:tc>
+        <w:tc>
+          <w:tcPr>
+            <w:tcW w:w="2199" w:type="dxa"/>
+            <w:tcMar>
+              <w:top w:w="100" w:type="dxa"/>
+              <w:left w:w="100" w:type="dxa"/>
+              <w:bottom w:w="100" w:type="dxa"/>
+              <w:right w:w="100" w:type="dxa"/>
+            </w:tcMar>
+          </w:tcPr>
+          <w:p>
+            <w:pPr>
+              <w:widowControl w:val="0"/>
+              <w:pBdr>
+                <w:top w:val="nil"/>
+                <w:left w:val="nil"/>
+                <w:bottom w:val="nil"/>
+                <w:right w:val="nil"/>
+                <w:between w:val="nil"/>
+              </w:pBdr>
+              <w:rPr>
+                <w:rFonts w:ascii="Candara" w:eastAsia="Candara" w:hAnsi="Candara" w:cs="Candara"/>
+                <w:sz w:val="18"/>
+                <w:szCs w:val="18"/>
+              </w:rPr>
+            </w:pPr>
+          </w:p>
+        </w:tc>
+        <w:tc>
+          <w:tcPr>
+            <w:tcW w:w="2199" w:type="dxa"/>
+            <w:tcMar>
+              <w:top w:w="100" w:type="dxa"/>
+              <w:left w:w="100" w:type="dxa"/>
+              <w:bottom w:w="100" w:type="dxa"/>
+              <w:right w:w="100" w:type="dxa"/>
+            </w:tcMar>
+          </w:tcPr>
+          <w:p>
+            <w:pPr>
+              <w:widowControl w:val="0"/>
+              <w:pBdr>
+                <w:top w:val="nil"/>
+                <w:left w:val="nil"/>
+                <w:bottom w:val="nil"/>
+                <w:right w:val="nil"/>
+                <w:between w:val="nil"/>
+              </w:pBdr>
+              <w:rPr>
+                <w:rFonts w:ascii="Candara" w:eastAsia="Candara" w:hAnsi="Candara" w:cs="Candara"/>
+                <w:sz w:val="18"/>
+                <w:szCs w:val="18"/>
+              </w:rPr>
+            </w:pPr>
+          </w:p>
+        </w:tc>
+        <w:tc>
+          <w:tcPr>
+            <w:tcW w:w="2199" w:type="dxa"/>
+            <w:tcMar>
+              <w:top w:w="100" w:type="dxa"/>
+              <w:left w:w="100" w:type="dxa"/>
+              <w:bottom w:w="100" w:type="dxa"/>
+              <w:right w:w="100" w:type="dxa"/>
+            </w:tcMar>
+          </w:tcPr>
+          <w:p>
+            <w:pPr>
+              <w:widowControl w:val="0"/>
+              <w:pBdr>
+                <w:top w:val="nil"/>
+                <w:left w:val="nil"/>
+                <w:bottom w:val="nil"/>
+                <w:right w:val="nil"/>
+                <w:between w:val="nil"/>
+              </w:pBdr>
+              <w:rPr>
+                <w:rFonts w:ascii="Candara" w:eastAsia="Candara" w:hAnsi="Candara" w:cs="Candara"/>
+                <w:sz w:val="18"/>
+                <w:szCs w:val="18"/>
+              </w:rPr>
+            </w:pPr>
+          </w:p>
+        </w:tc>
+        <w:tc>
+          <w:tcPr>
+            <w:tcW w:w="2199" w:type="dxa"/>
+            <w:tcMar>
+              <w:top w:w="100" w:type="dxa"/>
+              <w:left w:w="100" w:type="dxa"/>
+              <w:bottom w:w="100" w:type="dxa"/>
+              <w:right w:w="100" w:type="dxa"/>
+            </w:tcMar>
+          </w:tcPr>
+          <w:p>
+            <w:pPr>
+              <w:widowControl w:val="0"/>
+              <w:pBdr>
+                <w:top w:val="nil"/>
+                <w:left w:val="nil"/>
+                <w:bottom w:val="nil"/>
+                <w:right w:val="nil"/>
+                <w:between w:val="nil"/>
+              </w:pBdr>
+              <w:rPr>
+                <w:rFonts w:ascii="Candara" w:eastAsia="Candara" w:hAnsi="Candara" w:cs="Candara"/>
+                <w:sz w:val="18"/>
+                <w:szCs w:val="18"/>
+              </w:rPr>
+            </w:pPr>
           </w:p>
         </w:tc>
         <w:tc>
@@ -2424,408 +1800,118 @@
                 <w:szCs w:val="18"/>
               </w:rPr>
             </w:pPr>
-            <w:r>
-              <w:rPr>
-                <w:rFonts w:ascii="Candara" w:eastAsia="Candara" w:hAnsi="Candara" w:cs="Candara"/>
-                <w:sz w:val="18"/>
-                <w:szCs w:val="18"/>
-              </w:rPr>
-              <w:t xml:space="preserve">Incrementar la adherencia terapéutica de la persona usuaria mediante asistencia a al menos el </w:t>
-            </w:r>
-            <w:r>
-              <w:rPr>
-                <w:rFonts w:ascii="Candara" w:eastAsia="Candara" w:hAnsi="Candara" w:cs="Candara"/>
-                <w:sz w:val="18"/>
-                <w:szCs w:val="18"/>
-              </w:rPr>
-              <w:lastRenderedPageBreak/>
-              <w:t>70% de las atenciones programadas durante los próximos 3 meses.</w:t>
-            </w:r>
-          </w:p>
-        </w:tc>
-        <w:tc>
-          <w:tcPr>
-            <w:tcW w:w="2199" w:type="dxa"/>
-            <w:tcMar>
-              <w:top w:w="100" w:type="dxa"/>
-              <w:left w:w="100" w:type="dxa"/>
-              <w:bottom w:w="100" w:type="dxa"/>
-              <w:right w:w="100" w:type="dxa"/>
-            </w:tcMar>
-          </w:tcPr>
-          <w:p>
-            <w:pPr>
-              <w:widowControl w:val="0"/>
-              <w:pBdr>
-                <w:top w:val="nil"/>
-                <w:left w:val="nil"/>
-                <w:bottom w:val="nil"/>
-                <w:right w:val="nil"/>
-                <w:between w:val="nil"/>
-              </w:pBdr>
-              <w:rPr>
-                <w:rFonts w:ascii="Candara" w:eastAsia="Candara" w:hAnsi="Candara" w:cs="Candara"/>
-                <w:sz w:val="18"/>
-                <w:szCs w:val="18"/>
-              </w:rPr>
-            </w:pPr>
-            <w:r>
-              <w:rPr>
-                <w:rFonts w:ascii="Candara" w:eastAsia="Candara" w:hAnsi="Candara" w:cs="Candara"/>
-                <w:sz w:val="18"/>
-                <w:szCs w:val="18"/>
-              </w:rPr>
-              <w:lastRenderedPageBreak/>
-              <w:t>Identificar barreras prácticas y emocionales para la adherencia.</w:t>
-            </w:r>
-          </w:p>
-          <w:p>
-            <w:pPr>
-              <w:widowControl w:val="0"/>
-              <w:pBdr>
-                <w:top w:val="nil"/>
-                <w:left w:val="nil"/>
-                <w:bottom w:val="nil"/>
-                <w:right w:val="nil"/>
-                <w:between w:val="nil"/>
-              </w:pBdr>
-              <w:rPr>
-                <w:rFonts w:ascii="Candara" w:eastAsia="Candara" w:hAnsi="Candara" w:cs="Candara"/>
-                <w:sz w:val="18"/>
-                <w:szCs w:val="18"/>
-              </w:rPr>
-            </w:pPr>
-            <w:r>
-              <w:rPr>
-                <w:rFonts w:ascii="Candara" w:eastAsia="Candara" w:hAnsi="Candara" w:cs="Candara"/>
-                <w:sz w:val="18"/>
-                <w:szCs w:val="18"/>
-              </w:rPr>
-              <w:t xml:space="preserve">Mantener seguimiento </w:t>
-            </w:r>
-            <w:r>
-              <w:rPr>
-                <w:rFonts w:ascii="Candara" w:eastAsia="Candara" w:hAnsi="Candara" w:cs="Candara"/>
-                <w:sz w:val="18"/>
-                <w:szCs w:val="18"/>
-              </w:rPr>
-              <w:lastRenderedPageBreak/>
-              <w:t>activo mediante rescates.</w:t>
-            </w:r>
-          </w:p>
-          <w:p>
-            <w:pPr>
-              <w:widowControl w:val="0"/>
-              <w:pBdr>
-                <w:top w:val="nil"/>
-                <w:left w:val="nil"/>
-                <w:bottom w:val="nil"/>
-                <w:right w:val="nil"/>
-                <w:between w:val="nil"/>
-              </w:pBdr>
-              <w:rPr>
-                <w:rFonts w:ascii="Candara" w:eastAsia="Candara" w:hAnsi="Candara" w:cs="Candara"/>
-                <w:sz w:val="18"/>
-                <w:szCs w:val="18"/>
-              </w:rPr>
-            </w:pPr>
-            <w:r>
-              <w:rPr>
-                <w:rFonts w:ascii="Candara" w:eastAsia="Candara" w:hAnsi="Candara" w:cs="Candara"/>
-                <w:sz w:val="18"/>
-                <w:szCs w:val="18"/>
-              </w:rPr>
-              <w:t>Establecer encuadre terapéutico claro y consistente.</w:t>
-            </w:r>
-          </w:p>
-          <w:p>
-            <w:pPr>
-              <w:widowControl w:val="0"/>
-              <w:pBdr>
-                <w:top w:val="nil"/>
-                <w:left w:val="nil"/>
-                <w:bottom w:val="nil"/>
-                <w:right w:val="nil"/>
-                <w:between w:val="nil"/>
-              </w:pBdr>
-              <w:rPr>
-                <w:rFonts w:ascii="Candara" w:eastAsia="Candara" w:hAnsi="Candara" w:cs="Candara"/>
-                <w:sz w:val="18"/>
-                <w:szCs w:val="18"/>
-              </w:rPr>
-            </w:pPr>
-            <w:r>
-              <w:rPr>
-                <w:rFonts w:ascii="Candara" w:eastAsia="Candara" w:hAnsi="Candara" w:cs="Candara"/>
-                <w:sz w:val="18"/>
-                <w:szCs w:val="18"/>
-              </w:rPr>
-              <w:t xml:space="preserve">Favorecer </w:t>
-            </w:r>
-            <w:proofErr w:type="gramStart"/>
-            <w:r>
-              <w:rPr>
-                <w:rFonts w:ascii="Candara" w:eastAsia="Candara" w:hAnsi="Candara" w:cs="Candara"/>
-                <w:sz w:val="18"/>
-                <w:szCs w:val="18"/>
-              </w:rPr>
-              <w:t>participación activa</w:t>
-            </w:r>
-            <w:proofErr w:type="gramEnd"/>
-            <w:r>
-              <w:rPr>
-                <w:rFonts w:ascii="Candara" w:eastAsia="Candara" w:hAnsi="Candara" w:cs="Candara"/>
-                <w:sz w:val="18"/>
-                <w:szCs w:val="18"/>
-              </w:rPr>
-              <w:t xml:space="preserve"> en definición de objetivos.</w:t>
-            </w:r>
-          </w:p>
-          <w:p>
-            <w:pPr>
-              <w:widowControl w:val="0"/>
-              <w:pBdr>
-                <w:top w:val="nil"/>
-                <w:left w:val="nil"/>
-                <w:bottom w:val="nil"/>
-                <w:right w:val="nil"/>
-                <w:between w:val="nil"/>
-              </w:pBdr>
-              <w:rPr>
-                <w:rFonts w:ascii="Candara" w:eastAsia="Candara" w:hAnsi="Candara" w:cs="Candara"/>
-                <w:sz w:val="18"/>
-                <w:szCs w:val="18"/>
-              </w:rPr>
-            </w:pPr>
-            <w:r>
-              <w:rPr>
-                <w:rFonts w:ascii="Candara" w:eastAsia="Candara" w:hAnsi="Candara" w:cs="Candara"/>
-                <w:sz w:val="18"/>
-                <w:szCs w:val="18"/>
-              </w:rPr>
-              <w:t>Reforzar beneficios observados del tratamiento.</w:t>
-            </w:r>
-          </w:p>
-          <w:p>
-            <w:pPr>
-              <w:widowControl w:val="0"/>
-              <w:pBdr>
-                <w:top w:val="nil"/>
-                <w:left w:val="nil"/>
-                <w:bottom w:val="nil"/>
-                <w:right w:val="nil"/>
-                <w:between w:val="nil"/>
-              </w:pBdr>
-              <w:rPr>
-                <w:rFonts w:ascii="Candara" w:eastAsia="Candara" w:hAnsi="Candara" w:cs="Candara"/>
-                <w:sz w:val="18"/>
-                <w:szCs w:val="18"/>
-              </w:rPr>
-            </w:pPr>
-            <w:r>
-              <w:rPr>
-                <w:rFonts w:ascii="Candara" w:eastAsia="Candara" w:hAnsi="Candara" w:cs="Candara"/>
-                <w:sz w:val="18"/>
-                <w:szCs w:val="18"/>
-              </w:rPr>
-              <w:t>Coordinar apoyo con red significativa cuando corresponda.</w:t>
-            </w:r>
-          </w:p>
-        </w:tc>
-        <w:tc>
-          <w:tcPr>
-            <w:tcW w:w="2199" w:type="dxa"/>
-            <w:tcMar>
-              <w:top w:w="100" w:type="dxa"/>
-              <w:left w:w="100" w:type="dxa"/>
-              <w:bottom w:w="100" w:type="dxa"/>
-              <w:right w:w="100" w:type="dxa"/>
-            </w:tcMar>
-          </w:tcPr>
-          <w:p>
-            <w:pPr>
-              <w:widowControl w:val="0"/>
-              <w:pBdr>
-                <w:top w:val="nil"/>
-                <w:left w:val="nil"/>
-                <w:bottom w:val="nil"/>
-                <w:right w:val="nil"/>
-                <w:between w:val="nil"/>
-              </w:pBdr>
-              <w:rPr>
-                <w:rFonts w:ascii="Candara" w:eastAsia="Candara" w:hAnsi="Candara" w:cs="Candara"/>
-                <w:sz w:val="18"/>
-                <w:szCs w:val="18"/>
-              </w:rPr>
-            </w:pPr>
-            <w:r>
-              <w:rPr>
-                <w:rFonts w:ascii="Candara" w:eastAsia="Candara" w:hAnsi="Candara" w:cs="Candara"/>
-                <w:sz w:val="18"/>
-                <w:szCs w:val="18"/>
-              </w:rPr>
-              <w:lastRenderedPageBreak/>
-              <w:t>Persona usuaria aumenta asistencia a controles.</w:t>
-            </w:r>
-          </w:p>
-          <w:p>
-            <w:pPr>
-              <w:widowControl w:val="0"/>
-              <w:pBdr>
-                <w:top w:val="nil"/>
-                <w:left w:val="nil"/>
-                <w:bottom w:val="nil"/>
-                <w:right w:val="nil"/>
-                <w:between w:val="nil"/>
-              </w:pBdr>
-              <w:rPr>
-                <w:rFonts w:ascii="Candara" w:eastAsia="Candara" w:hAnsi="Candara" w:cs="Candara"/>
-                <w:sz w:val="18"/>
-                <w:szCs w:val="18"/>
-              </w:rPr>
-            </w:pPr>
-            <w:r>
-              <w:rPr>
-                <w:rFonts w:ascii="Candara" w:eastAsia="Candara" w:hAnsi="Candara" w:cs="Candara"/>
-                <w:sz w:val="18"/>
-                <w:szCs w:val="18"/>
-              </w:rPr>
-              <w:t>Persona usuaria responde a contactos del equipo.</w:t>
-            </w:r>
-          </w:p>
-          <w:p>
-            <w:pPr>
-              <w:widowControl w:val="0"/>
-              <w:pBdr>
-                <w:top w:val="nil"/>
-                <w:left w:val="nil"/>
-                <w:bottom w:val="nil"/>
-                <w:right w:val="nil"/>
-                <w:between w:val="nil"/>
-              </w:pBdr>
-              <w:rPr>
-                <w:rFonts w:ascii="Candara" w:eastAsia="Candara" w:hAnsi="Candara" w:cs="Candara"/>
-                <w:sz w:val="18"/>
-                <w:szCs w:val="18"/>
-              </w:rPr>
-            </w:pPr>
-            <w:r>
-              <w:rPr>
-                <w:rFonts w:ascii="Candara" w:eastAsia="Candara" w:hAnsi="Candara" w:cs="Candara"/>
-                <w:sz w:val="18"/>
-                <w:szCs w:val="18"/>
-              </w:rPr>
-              <w:lastRenderedPageBreak/>
-              <w:t>Persona usuaria participa activamente en sesiones.</w:t>
-            </w:r>
-          </w:p>
-          <w:p>
-            <w:pPr>
-              <w:widowControl w:val="0"/>
-              <w:pBdr>
-                <w:top w:val="nil"/>
-                <w:left w:val="nil"/>
-                <w:bottom w:val="nil"/>
-                <w:right w:val="nil"/>
-                <w:between w:val="nil"/>
-              </w:pBdr>
-              <w:rPr>
-                <w:rFonts w:ascii="Candara" w:eastAsia="Candara" w:hAnsi="Candara" w:cs="Candara"/>
-                <w:sz w:val="18"/>
-                <w:szCs w:val="18"/>
-              </w:rPr>
-            </w:pPr>
-            <w:r>
-              <w:rPr>
-                <w:rFonts w:ascii="Candara" w:eastAsia="Candara" w:hAnsi="Candara" w:cs="Candara"/>
-                <w:sz w:val="18"/>
-                <w:szCs w:val="18"/>
-              </w:rPr>
-              <w:t xml:space="preserve">Persona usuaria mantiene continuidad en el proceso </w:t>
-            </w:r>
-            <w:proofErr w:type="gramStart"/>
-            <w:r>
-              <w:rPr>
-                <w:rFonts w:ascii="Candara" w:eastAsia="Candara" w:hAnsi="Candara" w:cs="Candara"/>
-                <w:sz w:val="18"/>
-                <w:szCs w:val="18"/>
-              </w:rPr>
-              <w:t>terapéutico..</w:t>
-            </w:r>
-            <w:proofErr w:type="gramEnd"/>
-          </w:p>
-        </w:tc>
-        <w:tc>
-          <w:tcPr>
-            <w:tcW w:w="2199" w:type="dxa"/>
-            <w:tcMar>
-              <w:top w:w="100" w:type="dxa"/>
-              <w:left w:w="100" w:type="dxa"/>
-              <w:bottom w:w="100" w:type="dxa"/>
-              <w:right w:w="100" w:type="dxa"/>
-            </w:tcMar>
-          </w:tcPr>
-          <w:p>
-            <w:pPr>
-              <w:widowControl w:val="0"/>
-              <w:pBdr>
-                <w:top w:val="nil"/>
-                <w:left w:val="nil"/>
-                <w:bottom w:val="nil"/>
-                <w:right w:val="nil"/>
-                <w:between w:val="nil"/>
-              </w:pBdr>
-              <w:rPr>
-                <w:rFonts w:ascii="Candara" w:eastAsia="Candara" w:hAnsi="Candara" w:cs="Candara"/>
-                <w:sz w:val="18"/>
-                <w:szCs w:val="18"/>
-              </w:rPr>
-            </w:pPr>
-            <w:r>
-              <w:rPr>
-                <w:rFonts w:ascii="Candara" w:eastAsia="Candara" w:hAnsi="Candara" w:cs="Candara"/>
-                <w:sz w:val="18"/>
-                <w:szCs w:val="18"/>
-              </w:rPr>
-              <w:lastRenderedPageBreak/>
-              <w:t>3 meses</w:t>
-            </w:r>
-          </w:p>
-        </w:tc>
-        <w:tc>
-          <w:tcPr>
-            <w:tcW w:w="2199" w:type="dxa"/>
-            <w:tcMar>
-              <w:top w:w="100" w:type="dxa"/>
-              <w:left w:w="100" w:type="dxa"/>
-              <w:bottom w:w="100" w:type="dxa"/>
-              <w:right w:w="100" w:type="dxa"/>
-            </w:tcMar>
-          </w:tcPr>
-          <w:p>
-            <w:pPr>
-              <w:widowControl w:val="0"/>
-              <w:pBdr>
-                <w:top w:val="nil"/>
-                <w:left w:val="nil"/>
-                <w:bottom w:val="nil"/>
-                <w:right w:val="nil"/>
-                <w:between w:val="nil"/>
-              </w:pBdr>
-              <w:rPr>
-                <w:rFonts w:ascii="Candara" w:eastAsia="Candara" w:hAnsi="Candara" w:cs="Candara"/>
-                <w:sz w:val="18"/>
-                <w:szCs w:val="18"/>
-              </w:rPr>
-            </w:pPr>
-            <w:r>
-              <w:rPr>
-                <w:rFonts w:ascii="Candara" w:eastAsia="Candara" w:hAnsi="Candara" w:cs="Candara"/>
-                <w:sz w:val="18"/>
-                <w:szCs w:val="18"/>
-              </w:rPr>
-              <w:t>TODOS</w:t>
-            </w:r>
+          </w:p>
+        </w:tc>
+        <w:tc>
+          <w:tcPr>
+            <w:tcW w:w="2199" w:type="dxa"/>
+            <w:tcMar>
+              <w:top w:w="100" w:type="dxa"/>
+              <w:left w:w="100" w:type="dxa"/>
+              <w:bottom w:w="100" w:type="dxa"/>
+              <w:right w:w="100" w:type="dxa"/>
+            </w:tcMar>
+          </w:tcPr>
+          <w:p>
+            <w:pPr>
+              <w:widowControl w:val="0"/>
+              <w:pBdr>
+                <w:top w:val="nil"/>
+                <w:left w:val="nil"/>
+                <w:bottom w:val="nil"/>
+                <w:right w:val="nil"/>
+                <w:between w:val="nil"/>
+              </w:pBdr>
+              <w:rPr>
+                <w:rFonts w:ascii="Candara" w:eastAsia="Candara" w:hAnsi="Candara" w:cs="Candara"/>
+                <w:sz w:val="18"/>
+                <w:szCs w:val="18"/>
+              </w:rPr>
+            </w:pPr>
+          </w:p>
+        </w:tc>
+        <w:tc>
+          <w:tcPr>
+            <w:tcW w:w="2199" w:type="dxa"/>
+            <w:tcMar>
+              <w:top w:w="100" w:type="dxa"/>
+              <w:left w:w="100" w:type="dxa"/>
+              <w:bottom w:w="100" w:type="dxa"/>
+              <w:right w:w="100" w:type="dxa"/>
+            </w:tcMar>
+          </w:tcPr>
+          <w:p>
+            <w:pPr>
+              <w:widowControl w:val="0"/>
+              <w:pBdr>
+                <w:top w:val="nil"/>
+                <w:left w:val="nil"/>
+                <w:bottom w:val="nil"/>
+                <w:right w:val="nil"/>
+                <w:between w:val="nil"/>
+              </w:pBdr>
+              <w:rPr>
+                <w:rFonts w:ascii="Candara" w:eastAsia="Candara" w:hAnsi="Candara" w:cs="Candara"/>
+                <w:sz w:val="18"/>
+                <w:szCs w:val="18"/>
+              </w:rPr>
+            </w:pPr>
+          </w:p>
+        </w:tc>
+        <w:tc>
+          <w:tcPr>
+            <w:tcW w:w="2199" w:type="dxa"/>
+            <w:tcMar>
+              <w:top w:w="100" w:type="dxa"/>
+              <w:left w:w="100" w:type="dxa"/>
+              <w:bottom w:w="100" w:type="dxa"/>
+              <w:right w:w="100" w:type="dxa"/>
+            </w:tcMar>
+          </w:tcPr>
+          <w:p>
+            <w:pPr>
+              <w:widowControl w:val="0"/>
+              <w:pBdr>
+                <w:top w:val="nil"/>
+                <w:left w:val="nil"/>
+                <w:bottom w:val="nil"/>
+                <w:right w:val="nil"/>
+                <w:between w:val="nil"/>
+              </w:pBdr>
+              <w:rPr>
+                <w:rFonts w:ascii="Candara" w:eastAsia="Candara" w:hAnsi="Candara" w:cs="Candara"/>
+                <w:sz w:val="18"/>
+                <w:szCs w:val="18"/>
+              </w:rPr>
+            </w:pPr>
+          </w:p>
+        </w:tc>
+        <w:tc>
+          <w:tcPr>
+            <w:tcW w:w="2199" w:type="dxa"/>
+            <w:tcMar>
+              <w:top w:w="100" w:type="dxa"/>
+              <w:left w:w="100" w:type="dxa"/>
+              <w:bottom w:w="100" w:type="dxa"/>
+              <w:right w:w="100" w:type="dxa"/>
+            </w:tcMar>
+          </w:tcPr>
+          <w:p>
+            <w:pPr>
+              <w:widowControl w:val="0"/>
+              <w:pBdr>
+                <w:top w:val="nil"/>
+                <w:left w:val="nil"/>
+                <w:bottom w:val="nil"/>
+                <w:right w:val="nil"/>
+                <w:between w:val="nil"/>
+              </w:pBdr>
+              <w:rPr>
+                <w:rFonts w:ascii="Candara" w:eastAsia="Candara" w:hAnsi="Candara" w:cs="Candara"/>
+                <w:sz w:val="18"/>
+                <w:szCs w:val="18"/>
+              </w:rPr>
+            </w:pPr>
           </w:p>
         </w:tc>
         <w:tc>
@@ -2924,176 +2010,118 @@
                 <w:szCs w:val="18"/>
               </w:rPr>
             </w:pPr>
-            <w:r>
-              <w:rPr>
-                <w:rFonts w:ascii="Candara" w:eastAsia="Candara" w:hAnsi="Candara" w:cs="Candara"/>
-                <w:sz w:val="18"/>
-                <w:szCs w:val="18"/>
-              </w:rPr>
-              <w:t>Aplicar 2 estrategias de autocontrol frente a impulsos asociados a conductas riesgosas en 8 semanas.</w:t>
-            </w:r>
-          </w:p>
-        </w:tc>
-        <w:tc>
-          <w:tcPr>
-            <w:tcW w:w="2199" w:type="dxa"/>
-            <w:tcMar>
-              <w:top w:w="100" w:type="dxa"/>
-              <w:left w:w="100" w:type="dxa"/>
-              <w:bottom w:w="100" w:type="dxa"/>
-              <w:right w:w="100" w:type="dxa"/>
-            </w:tcMar>
-          </w:tcPr>
-          <w:p>
-            <w:pPr>
-              <w:widowControl w:val="0"/>
-              <w:pBdr>
-                <w:top w:val="nil"/>
-                <w:left w:val="nil"/>
-                <w:bottom w:val="nil"/>
-                <w:right w:val="nil"/>
-                <w:between w:val="nil"/>
-              </w:pBdr>
-              <w:rPr>
-                <w:rFonts w:ascii="Candara" w:eastAsia="Candara" w:hAnsi="Candara" w:cs="Candara"/>
-                <w:sz w:val="18"/>
-                <w:szCs w:val="18"/>
-              </w:rPr>
-            </w:pPr>
-            <w:r>
-              <w:rPr>
-                <w:rFonts w:ascii="Candara" w:eastAsia="Candara" w:hAnsi="Candara" w:cs="Candara"/>
-                <w:sz w:val="18"/>
-                <w:szCs w:val="18"/>
-              </w:rPr>
-              <w:t xml:space="preserve">Entrenar estrategias de pausa, contacto con apoyo y cambio de contexto frente a situaciones </w:t>
-            </w:r>
-            <w:proofErr w:type="spellStart"/>
-            <w:r>
-              <w:rPr>
-                <w:rFonts w:ascii="Candara" w:eastAsia="Candara" w:hAnsi="Candara" w:cs="Candara"/>
-                <w:sz w:val="18"/>
-                <w:szCs w:val="18"/>
-              </w:rPr>
-              <w:t>gatillantes</w:t>
-            </w:r>
-            <w:proofErr w:type="spellEnd"/>
-            <w:r>
-              <w:rPr>
-                <w:rFonts w:ascii="Candara" w:eastAsia="Candara" w:hAnsi="Candara" w:cs="Candara"/>
-                <w:sz w:val="18"/>
-                <w:szCs w:val="18"/>
-              </w:rPr>
-              <w:t>.</w:t>
-            </w:r>
-          </w:p>
-        </w:tc>
-        <w:tc>
-          <w:tcPr>
-            <w:tcW w:w="2199" w:type="dxa"/>
-            <w:tcMar>
-              <w:top w:w="100" w:type="dxa"/>
-              <w:left w:w="100" w:type="dxa"/>
-              <w:bottom w:w="100" w:type="dxa"/>
-              <w:right w:w="100" w:type="dxa"/>
-            </w:tcMar>
-          </w:tcPr>
-          <w:p>
-            <w:pPr>
-              <w:widowControl w:val="0"/>
-              <w:pBdr>
-                <w:top w:val="nil"/>
-                <w:left w:val="nil"/>
-                <w:bottom w:val="nil"/>
-                <w:right w:val="nil"/>
-                <w:between w:val="nil"/>
-              </w:pBdr>
-              <w:rPr>
-                <w:rFonts w:ascii="Candara" w:eastAsia="Candara" w:hAnsi="Candara" w:cs="Candara"/>
-                <w:sz w:val="18"/>
-                <w:szCs w:val="18"/>
-              </w:rPr>
-            </w:pPr>
-            <w:r>
-              <w:rPr>
-                <w:rFonts w:ascii="Candara" w:eastAsia="Candara" w:hAnsi="Candara" w:cs="Candara"/>
-                <w:sz w:val="18"/>
-                <w:szCs w:val="18"/>
-              </w:rPr>
-              <w:t>Usuario/a refiere haber utilizado al menos 2 estrategias de autocontrol en situaciones de riesgo.</w:t>
-            </w:r>
-          </w:p>
-        </w:tc>
-        <w:tc>
-          <w:tcPr>
-            <w:tcW w:w="2199" w:type="dxa"/>
-            <w:tcMar>
-              <w:top w:w="100" w:type="dxa"/>
-              <w:left w:w="100" w:type="dxa"/>
-              <w:bottom w:w="100" w:type="dxa"/>
-              <w:right w:w="100" w:type="dxa"/>
-            </w:tcMar>
-          </w:tcPr>
-          <w:p>
-            <w:pPr>
-              <w:widowControl w:val="0"/>
-              <w:pBdr>
-                <w:top w:val="nil"/>
-                <w:left w:val="nil"/>
-                <w:bottom w:val="nil"/>
-                <w:right w:val="nil"/>
-                <w:between w:val="nil"/>
-              </w:pBdr>
-              <w:rPr>
-                <w:rFonts w:ascii="Candara" w:eastAsia="Candara" w:hAnsi="Candara" w:cs="Candara"/>
-                <w:sz w:val="18"/>
-                <w:szCs w:val="18"/>
-              </w:rPr>
-            </w:pPr>
-            <w:r>
-              <w:rPr>
-                <w:rFonts w:ascii="Candara" w:eastAsia="Candara" w:hAnsi="Candara" w:cs="Candara"/>
-                <w:sz w:val="18"/>
-                <w:szCs w:val="18"/>
-              </w:rPr>
-              <w:t>3 meses</w:t>
-            </w:r>
-          </w:p>
-        </w:tc>
-        <w:tc>
-          <w:tcPr>
-            <w:tcW w:w="2199" w:type="dxa"/>
-            <w:tcMar>
-              <w:top w:w="100" w:type="dxa"/>
-              <w:left w:w="100" w:type="dxa"/>
-              <w:bottom w:w="100" w:type="dxa"/>
-              <w:right w:w="100" w:type="dxa"/>
-            </w:tcMar>
-          </w:tcPr>
-          <w:p>
-            <w:pPr>
-              <w:widowControl w:val="0"/>
-              <w:pBdr>
-                <w:top w:val="nil"/>
-                <w:left w:val="nil"/>
-                <w:bottom w:val="nil"/>
-                <w:right w:val="nil"/>
-                <w:between w:val="nil"/>
-              </w:pBdr>
-              <w:rPr>
-                <w:rFonts w:ascii="Candara" w:eastAsia="Candara" w:hAnsi="Candara" w:cs="Candara"/>
-                <w:sz w:val="18"/>
-                <w:szCs w:val="18"/>
-              </w:rPr>
-            </w:pPr>
-            <w:r>
-              <w:rPr>
-                <w:rFonts w:ascii="Candara" w:eastAsia="Candara" w:hAnsi="Candara" w:cs="Candara"/>
-                <w:sz w:val="18"/>
-                <w:szCs w:val="18"/>
-              </w:rPr>
-              <w:t>TS</w:t>
-            </w:r>
+          </w:p>
+        </w:tc>
+        <w:tc>
+          <w:tcPr>
+            <w:tcW w:w="2199" w:type="dxa"/>
+            <w:tcMar>
+              <w:top w:w="100" w:type="dxa"/>
+              <w:left w:w="100" w:type="dxa"/>
+              <w:bottom w:w="100" w:type="dxa"/>
+              <w:right w:w="100" w:type="dxa"/>
+            </w:tcMar>
+          </w:tcPr>
+          <w:p>
+            <w:pPr>
+              <w:widowControl w:val="0"/>
+              <w:pBdr>
+                <w:top w:val="nil"/>
+                <w:left w:val="nil"/>
+                <w:bottom w:val="nil"/>
+                <w:right w:val="nil"/>
+                <w:between w:val="nil"/>
+              </w:pBdr>
+              <w:rPr>
+                <w:rFonts w:ascii="Candara" w:eastAsia="Candara" w:hAnsi="Candara" w:cs="Candara"/>
+                <w:sz w:val="18"/>
+                <w:szCs w:val="18"/>
+              </w:rPr>
+            </w:pPr>
+          </w:p>
+        </w:tc>
+        <w:tc>
+          <w:tcPr>
+            <w:tcW w:w="2199" w:type="dxa"/>
+            <w:tcMar>
+              <w:top w:w="100" w:type="dxa"/>
+              <w:left w:w="100" w:type="dxa"/>
+              <w:bottom w:w="100" w:type="dxa"/>
+              <w:right w:w="100" w:type="dxa"/>
+            </w:tcMar>
+          </w:tcPr>
+          <w:p>
+            <w:pPr>
+              <w:widowControl w:val="0"/>
+              <w:pBdr>
+                <w:top w:val="nil"/>
+                <w:left w:val="nil"/>
+                <w:bottom w:val="nil"/>
+                <w:right w:val="nil"/>
+                <w:between w:val="nil"/>
+              </w:pBdr>
+              <w:rPr>
+                <w:rFonts w:ascii="Candara" w:eastAsia="Candara" w:hAnsi="Candara" w:cs="Candara"/>
+                <w:sz w:val="18"/>
+                <w:szCs w:val="18"/>
+              </w:rPr>
+            </w:pPr>
+          </w:p>
+        </w:tc>
+        <w:tc>
+          <w:tcPr>
+            <w:tcW w:w="2199" w:type="dxa"/>
+            <w:tcMar>
+              <w:top w:w="100" w:type="dxa"/>
+              <w:left w:w="100" w:type="dxa"/>
+              <w:bottom w:w="100" w:type="dxa"/>
+              <w:right w:w="100" w:type="dxa"/>
+            </w:tcMar>
+          </w:tcPr>
+          <w:p>
+            <w:pPr>
+              <w:widowControl w:val="0"/>
+              <w:pBdr>
+                <w:top w:val="nil"/>
+                <w:left w:val="nil"/>
+                <w:bottom w:val="nil"/>
+                <w:right w:val="nil"/>
+                <w:between w:val="nil"/>
+              </w:pBdr>
+              <w:rPr>
+                <w:rFonts w:ascii="Candara" w:eastAsia="Candara" w:hAnsi="Candara" w:cs="Candara"/>
+                <w:sz w:val="18"/>
+                <w:szCs w:val="18"/>
+              </w:rPr>
+            </w:pPr>
+          </w:p>
+        </w:tc>
+        <w:tc>
+          <w:tcPr>
+            <w:tcW w:w="2199" w:type="dxa"/>
+            <w:tcMar>
+              <w:top w:w="100" w:type="dxa"/>
+              <w:left w:w="100" w:type="dxa"/>
+              <w:bottom w:w="100" w:type="dxa"/>
+              <w:right w:w="100" w:type="dxa"/>
+            </w:tcMar>
+          </w:tcPr>
+          <w:p>
+            <w:pPr>
+              <w:widowControl w:val="0"/>
+              <w:pBdr>
+                <w:top w:val="nil"/>
+                <w:left w:val="nil"/>
+                <w:bottom w:val="nil"/>
+                <w:right w:val="nil"/>
+                <w:between w:val="nil"/>
+              </w:pBdr>
+              <w:rPr>
+                <w:rFonts w:ascii="Candara" w:eastAsia="Candara" w:hAnsi="Candara" w:cs="Candara"/>
+                <w:sz w:val="18"/>
+                <w:szCs w:val="18"/>
+              </w:rPr>
+            </w:pPr>
           </w:p>
         </w:tc>
         <w:tc>
@@ -3192,388 +2220,118 @@
                 <w:szCs w:val="18"/>
               </w:rPr>
             </w:pPr>
-            <w:r>
-              <w:rPr>
-                <w:rFonts w:ascii="Candara" w:eastAsia="Candara" w:hAnsi="Candara" w:cs="Candara"/>
-                <w:sz w:val="18"/>
-                <w:szCs w:val="18"/>
-              </w:rPr>
-              <w:t xml:space="preserve">Favorecer el desempeño del rol parental mediante </w:t>
-            </w:r>
-            <w:proofErr w:type="gramStart"/>
-            <w:r>
-              <w:rPr>
-                <w:rFonts w:ascii="Candara" w:eastAsia="Candara" w:hAnsi="Candara" w:cs="Candara"/>
-                <w:sz w:val="18"/>
-                <w:szCs w:val="18"/>
-              </w:rPr>
-              <w:t>participación activa</w:t>
-            </w:r>
-            <w:proofErr w:type="gramEnd"/>
-            <w:r>
-              <w:rPr>
-                <w:rFonts w:ascii="Candara" w:eastAsia="Candara" w:hAnsi="Candara" w:cs="Candara"/>
-                <w:sz w:val="18"/>
-                <w:szCs w:val="18"/>
-              </w:rPr>
-              <w:t xml:space="preserve"> en responsabilidades y espacios vinculares durante los próximos 3 meses.</w:t>
-            </w:r>
-          </w:p>
-        </w:tc>
-        <w:tc>
-          <w:tcPr>
-            <w:tcW w:w="2199" w:type="dxa"/>
-            <w:tcMar>
-              <w:top w:w="100" w:type="dxa"/>
-              <w:left w:w="100" w:type="dxa"/>
-              <w:bottom w:w="100" w:type="dxa"/>
-              <w:right w:w="100" w:type="dxa"/>
-            </w:tcMar>
-          </w:tcPr>
-          <w:p>
-            <w:pPr>
-              <w:widowControl w:val="0"/>
-              <w:pBdr>
-                <w:top w:val="nil"/>
-                <w:left w:val="nil"/>
-                <w:bottom w:val="nil"/>
-                <w:right w:val="nil"/>
-                <w:between w:val="nil"/>
-              </w:pBdr>
-              <w:rPr>
-                <w:rFonts w:ascii="Candara" w:eastAsia="Candara" w:hAnsi="Candara" w:cs="Candara"/>
-                <w:sz w:val="18"/>
-                <w:szCs w:val="18"/>
-              </w:rPr>
-            </w:pPr>
-            <w:r>
-              <w:rPr>
-                <w:rFonts w:ascii="Candara" w:eastAsia="Candara" w:hAnsi="Candara" w:cs="Candara"/>
-                <w:sz w:val="18"/>
-                <w:szCs w:val="18"/>
-              </w:rPr>
-              <w:t>Explorar significado del rol parental.</w:t>
-            </w:r>
-          </w:p>
-          <w:p>
-            <w:pPr>
-              <w:widowControl w:val="0"/>
-              <w:pBdr>
-                <w:top w:val="nil"/>
-                <w:left w:val="nil"/>
-                <w:bottom w:val="nil"/>
-                <w:right w:val="nil"/>
-                <w:between w:val="nil"/>
-              </w:pBdr>
-              <w:rPr>
-                <w:rFonts w:ascii="Candara" w:eastAsia="Candara" w:hAnsi="Candara" w:cs="Candara"/>
-                <w:sz w:val="18"/>
-                <w:szCs w:val="18"/>
-              </w:rPr>
-            </w:pPr>
-            <w:r>
-              <w:rPr>
-                <w:rFonts w:ascii="Candara" w:eastAsia="Candara" w:hAnsi="Candara" w:cs="Candara"/>
-                <w:sz w:val="18"/>
-                <w:szCs w:val="18"/>
-              </w:rPr>
-              <w:t>Entrenar organización de rutinas familiares.</w:t>
-            </w:r>
-          </w:p>
-          <w:p>
-            <w:pPr>
-              <w:widowControl w:val="0"/>
-              <w:pBdr>
-                <w:top w:val="nil"/>
-                <w:left w:val="nil"/>
-                <w:bottom w:val="nil"/>
-                <w:right w:val="nil"/>
-                <w:between w:val="nil"/>
-              </w:pBdr>
-              <w:rPr>
-                <w:rFonts w:ascii="Candara" w:eastAsia="Candara" w:hAnsi="Candara" w:cs="Candara"/>
-                <w:sz w:val="18"/>
-                <w:szCs w:val="18"/>
-              </w:rPr>
-            </w:pPr>
-            <w:r>
-              <w:rPr>
-                <w:rFonts w:ascii="Candara" w:eastAsia="Candara" w:hAnsi="Candara" w:cs="Candara"/>
-                <w:sz w:val="18"/>
-                <w:szCs w:val="18"/>
-              </w:rPr>
-              <w:t>Favorecer actividades vinculares significativas.</w:t>
-            </w:r>
-          </w:p>
-          <w:p>
-            <w:pPr>
-              <w:widowControl w:val="0"/>
-              <w:pBdr>
-                <w:top w:val="nil"/>
-                <w:left w:val="nil"/>
-                <w:bottom w:val="nil"/>
-                <w:right w:val="nil"/>
-                <w:between w:val="nil"/>
-              </w:pBdr>
-              <w:rPr>
-                <w:rFonts w:ascii="Candara" w:eastAsia="Candara" w:hAnsi="Candara" w:cs="Candara"/>
-                <w:sz w:val="18"/>
-                <w:szCs w:val="18"/>
-              </w:rPr>
-            </w:pPr>
-            <w:r>
-              <w:rPr>
-                <w:rFonts w:ascii="Candara" w:eastAsia="Candara" w:hAnsi="Candara" w:cs="Candara"/>
-                <w:sz w:val="18"/>
-                <w:szCs w:val="18"/>
-              </w:rPr>
-              <w:t>Trabajar habilidades de cuidado y corresponsabilidad.</w:t>
-            </w:r>
-          </w:p>
-          <w:p>
-            <w:pPr>
-              <w:widowControl w:val="0"/>
-              <w:pBdr>
-                <w:top w:val="nil"/>
-                <w:left w:val="nil"/>
-                <w:bottom w:val="nil"/>
-                <w:right w:val="nil"/>
-                <w:between w:val="nil"/>
-              </w:pBdr>
-              <w:rPr>
-                <w:rFonts w:ascii="Candara" w:eastAsia="Candara" w:hAnsi="Candara" w:cs="Candara"/>
-                <w:sz w:val="18"/>
-                <w:szCs w:val="18"/>
-              </w:rPr>
-            </w:pPr>
-            <w:r>
-              <w:rPr>
-                <w:rFonts w:ascii="Candara" w:eastAsia="Candara" w:hAnsi="Candara" w:cs="Candara"/>
-                <w:sz w:val="18"/>
-                <w:szCs w:val="18"/>
-              </w:rPr>
-              <w:t>Coordinar redes de apoyo familiar.</w:t>
-            </w:r>
-          </w:p>
-          <w:p>
-            <w:pPr>
-              <w:widowControl w:val="0"/>
-              <w:pBdr>
-                <w:top w:val="nil"/>
-                <w:left w:val="nil"/>
-                <w:bottom w:val="nil"/>
-                <w:right w:val="nil"/>
-                <w:between w:val="nil"/>
-              </w:pBdr>
-              <w:rPr>
-                <w:rFonts w:ascii="Candara" w:eastAsia="Candara" w:hAnsi="Candara" w:cs="Candara"/>
-                <w:sz w:val="18"/>
-                <w:szCs w:val="18"/>
-              </w:rPr>
-            </w:pPr>
-            <w:r>
-              <w:rPr>
-                <w:rFonts w:ascii="Candara" w:eastAsia="Candara" w:hAnsi="Candara" w:cs="Candara"/>
-                <w:sz w:val="18"/>
-                <w:szCs w:val="18"/>
-              </w:rPr>
-              <w:lastRenderedPageBreak/>
-              <w:t>Reforzar experiencias positivas de desempeño parental.</w:t>
-            </w:r>
-          </w:p>
-        </w:tc>
-        <w:tc>
-          <w:tcPr>
-            <w:tcW w:w="2199" w:type="dxa"/>
-            <w:tcMar>
-              <w:top w:w="100" w:type="dxa"/>
-              <w:left w:w="100" w:type="dxa"/>
-              <w:bottom w:w="100" w:type="dxa"/>
-              <w:right w:w="100" w:type="dxa"/>
-            </w:tcMar>
-          </w:tcPr>
-          <w:p>
-            <w:pPr>
-              <w:widowControl w:val="0"/>
-              <w:pBdr>
-                <w:top w:val="nil"/>
-                <w:left w:val="nil"/>
-                <w:bottom w:val="nil"/>
-                <w:right w:val="nil"/>
-                <w:between w:val="nil"/>
-              </w:pBdr>
-              <w:rPr>
-                <w:rFonts w:ascii="Candara" w:eastAsia="Candara" w:hAnsi="Candara" w:cs="Candara"/>
-                <w:sz w:val="18"/>
-                <w:szCs w:val="18"/>
-              </w:rPr>
-            </w:pPr>
-            <w:r>
-              <w:rPr>
-                <w:rFonts w:ascii="Candara" w:eastAsia="Candara" w:hAnsi="Candara" w:cs="Candara"/>
-                <w:sz w:val="18"/>
-                <w:szCs w:val="18"/>
-              </w:rPr>
-              <w:lastRenderedPageBreak/>
-              <w:t>Usuario participa en actividades relacionadas con sus hijos/as.</w:t>
-            </w:r>
-          </w:p>
-          <w:p>
-            <w:pPr>
-              <w:widowControl w:val="0"/>
-              <w:pBdr>
-                <w:top w:val="nil"/>
-                <w:left w:val="nil"/>
-                <w:bottom w:val="nil"/>
-                <w:right w:val="nil"/>
-                <w:between w:val="nil"/>
-              </w:pBdr>
-              <w:rPr>
-                <w:rFonts w:ascii="Candara" w:eastAsia="Candara" w:hAnsi="Candara" w:cs="Candara"/>
-                <w:sz w:val="18"/>
-                <w:szCs w:val="18"/>
-              </w:rPr>
-            </w:pPr>
-            <w:r>
-              <w:rPr>
-                <w:rFonts w:ascii="Candara" w:eastAsia="Candara" w:hAnsi="Candara" w:cs="Candara"/>
-                <w:sz w:val="18"/>
-                <w:szCs w:val="18"/>
-              </w:rPr>
-              <w:t>Usuario cumple acuerdos asociados al rol parental.</w:t>
-            </w:r>
-          </w:p>
-          <w:p>
-            <w:pPr>
-              <w:widowControl w:val="0"/>
-              <w:pBdr>
-                <w:top w:val="nil"/>
-                <w:left w:val="nil"/>
-                <w:bottom w:val="nil"/>
-                <w:right w:val="nil"/>
-                <w:between w:val="nil"/>
-              </w:pBdr>
-              <w:rPr>
-                <w:rFonts w:ascii="Candara" w:eastAsia="Candara" w:hAnsi="Candara" w:cs="Candara"/>
-                <w:sz w:val="18"/>
-                <w:szCs w:val="18"/>
-              </w:rPr>
-            </w:pPr>
-            <w:r>
-              <w:rPr>
-                <w:rFonts w:ascii="Candara" w:eastAsia="Candara" w:hAnsi="Candara" w:cs="Candara"/>
-                <w:sz w:val="18"/>
-                <w:szCs w:val="18"/>
-              </w:rPr>
-              <w:t>Usuario mantiene contacto regular con figuras familiares significativas.</w:t>
-            </w:r>
-          </w:p>
-          <w:p>
-            <w:pPr>
-              <w:widowControl w:val="0"/>
-              <w:pBdr>
-                <w:top w:val="nil"/>
-                <w:left w:val="nil"/>
-                <w:bottom w:val="nil"/>
-                <w:right w:val="nil"/>
-                <w:between w:val="nil"/>
-              </w:pBdr>
-              <w:rPr>
-                <w:rFonts w:ascii="Candara" w:eastAsia="Candara" w:hAnsi="Candara" w:cs="Candara"/>
-                <w:sz w:val="18"/>
-                <w:szCs w:val="18"/>
-              </w:rPr>
-            </w:pPr>
-            <w:r>
-              <w:rPr>
-                <w:rFonts w:ascii="Candara" w:eastAsia="Candara" w:hAnsi="Candara" w:cs="Candara"/>
-                <w:sz w:val="18"/>
-                <w:szCs w:val="18"/>
-              </w:rPr>
-              <w:t xml:space="preserve">Usuario verbaliza mayor percepción de </w:t>
-            </w:r>
-            <w:r>
-              <w:rPr>
-                <w:rFonts w:ascii="Candara" w:eastAsia="Candara" w:hAnsi="Candara" w:cs="Candara"/>
-                <w:sz w:val="18"/>
-                <w:szCs w:val="18"/>
-              </w:rPr>
-              <w:lastRenderedPageBreak/>
-              <w:t>competencia parental.</w:t>
-            </w:r>
-          </w:p>
-        </w:tc>
-        <w:tc>
-          <w:tcPr>
-            <w:tcW w:w="2199" w:type="dxa"/>
-            <w:tcMar>
-              <w:top w:w="100" w:type="dxa"/>
-              <w:left w:w="100" w:type="dxa"/>
-              <w:bottom w:w="100" w:type="dxa"/>
-              <w:right w:w="100" w:type="dxa"/>
-            </w:tcMar>
-          </w:tcPr>
-          <w:p>
-            <w:pPr>
-              <w:widowControl w:val="0"/>
-              <w:pBdr>
-                <w:top w:val="nil"/>
-                <w:left w:val="nil"/>
-                <w:bottom w:val="nil"/>
-                <w:right w:val="nil"/>
-                <w:between w:val="nil"/>
-              </w:pBdr>
-              <w:rPr>
-                <w:rFonts w:ascii="Candara" w:eastAsia="Candara" w:hAnsi="Candara" w:cs="Candara"/>
-                <w:sz w:val="18"/>
-                <w:szCs w:val="18"/>
-              </w:rPr>
-            </w:pPr>
-            <w:r>
-              <w:rPr>
-                <w:rFonts w:ascii="Candara" w:eastAsia="Candara" w:hAnsi="Candara" w:cs="Candara"/>
-                <w:sz w:val="18"/>
-                <w:szCs w:val="18"/>
-              </w:rPr>
-              <w:lastRenderedPageBreak/>
-              <w:t>3 meses</w:t>
-            </w:r>
-          </w:p>
-        </w:tc>
-        <w:tc>
-          <w:tcPr>
-            <w:tcW w:w="2199" w:type="dxa"/>
-            <w:tcMar>
-              <w:top w:w="100" w:type="dxa"/>
-              <w:left w:w="100" w:type="dxa"/>
-              <w:bottom w:w="100" w:type="dxa"/>
-              <w:right w:w="100" w:type="dxa"/>
-            </w:tcMar>
-          </w:tcPr>
-          <w:p>
-            <w:pPr>
-              <w:widowControl w:val="0"/>
-              <w:pBdr>
-                <w:top w:val="nil"/>
-                <w:left w:val="nil"/>
-                <w:bottom w:val="nil"/>
-                <w:right w:val="nil"/>
-                <w:between w:val="nil"/>
-              </w:pBdr>
-              <w:rPr>
-                <w:rFonts w:ascii="Candara" w:eastAsia="Candara" w:hAnsi="Candara" w:cs="Candara"/>
-                <w:sz w:val="18"/>
-                <w:szCs w:val="18"/>
-              </w:rPr>
-            </w:pPr>
-            <w:r>
-              <w:rPr>
-                <w:rFonts w:ascii="Candara" w:eastAsia="Candara" w:hAnsi="Candara" w:cs="Candara"/>
-                <w:sz w:val="18"/>
-                <w:szCs w:val="18"/>
-              </w:rPr>
-              <w:t>TO</w:t>
-            </w:r>
+          </w:p>
+        </w:tc>
+        <w:tc>
+          <w:tcPr>
+            <w:tcW w:w="2199" w:type="dxa"/>
+            <w:tcMar>
+              <w:top w:w="100" w:type="dxa"/>
+              <w:left w:w="100" w:type="dxa"/>
+              <w:bottom w:w="100" w:type="dxa"/>
+              <w:right w:w="100" w:type="dxa"/>
+            </w:tcMar>
+          </w:tcPr>
+          <w:p>
+            <w:pPr>
+              <w:widowControl w:val="0"/>
+              <w:pBdr>
+                <w:top w:val="nil"/>
+                <w:left w:val="nil"/>
+                <w:bottom w:val="nil"/>
+                <w:right w:val="nil"/>
+                <w:between w:val="nil"/>
+              </w:pBdr>
+              <w:rPr>
+                <w:rFonts w:ascii="Candara" w:eastAsia="Candara" w:hAnsi="Candara" w:cs="Candara"/>
+                <w:sz w:val="18"/>
+                <w:szCs w:val="18"/>
+              </w:rPr>
+            </w:pPr>
+          </w:p>
+        </w:tc>
+        <w:tc>
+          <w:tcPr>
+            <w:tcW w:w="2199" w:type="dxa"/>
+            <w:tcMar>
+              <w:top w:w="100" w:type="dxa"/>
+              <w:left w:w="100" w:type="dxa"/>
+              <w:bottom w:w="100" w:type="dxa"/>
+              <w:right w:w="100" w:type="dxa"/>
+            </w:tcMar>
+          </w:tcPr>
+          <w:p>
+            <w:pPr>
+              <w:widowControl w:val="0"/>
+              <w:pBdr>
+                <w:top w:val="nil"/>
+                <w:left w:val="nil"/>
+                <w:bottom w:val="nil"/>
+                <w:right w:val="nil"/>
+                <w:between w:val="nil"/>
+              </w:pBdr>
+              <w:rPr>
+                <w:rFonts w:ascii="Candara" w:eastAsia="Candara" w:hAnsi="Candara" w:cs="Candara"/>
+                <w:sz w:val="18"/>
+                <w:szCs w:val="18"/>
+              </w:rPr>
+            </w:pPr>
+          </w:p>
+        </w:tc>
+        <w:tc>
+          <w:tcPr>
+            <w:tcW w:w="2199" w:type="dxa"/>
+            <w:tcMar>
+              <w:top w:w="100" w:type="dxa"/>
+              <w:left w:w="100" w:type="dxa"/>
+              <w:bottom w:w="100" w:type="dxa"/>
+              <w:right w:w="100" w:type="dxa"/>
+            </w:tcMar>
+          </w:tcPr>
+          <w:p>
+            <w:pPr>
+              <w:widowControl w:val="0"/>
+              <w:pBdr>
+                <w:top w:val="nil"/>
+                <w:left w:val="nil"/>
+                <w:bottom w:val="nil"/>
+                <w:right w:val="nil"/>
+                <w:between w:val="nil"/>
+              </w:pBdr>
+              <w:rPr>
+                <w:rFonts w:ascii="Candara" w:eastAsia="Candara" w:hAnsi="Candara" w:cs="Candara"/>
+                <w:sz w:val="18"/>
+                <w:szCs w:val="18"/>
+              </w:rPr>
+            </w:pPr>
+          </w:p>
+        </w:tc>
+        <w:tc>
+          <w:tcPr>
+            <w:tcW w:w="2199" w:type="dxa"/>
+            <w:tcMar>
+              <w:top w:w="100" w:type="dxa"/>
+              <w:left w:w="100" w:type="dxa"/>
+              <w:bottom w:w="100" w:type="dxa"/>
+              <w:right w:w="100" w:type="dxa"/>
+            </w:tcMar>
+          </w:tcPr>
+          <w:p>
+            <w:pPr>
+              <w:widowControl w:val="0"/>
+              <w:pBdr>
+                <w:top w:val="nil"/>
+                <w:left w:val="nil"/>
+                <w:bottom w:val="nil"/>
+                <w:right w:val="nil"/>
+                <w:between w:val="nil"/>
+              </w:pBdr>
+              <w:rPr>
+                <w:rFonts w:ascii="Candara" w:eastAsia="Candara" w:hAnsi="Candara" w:cs="Candara"/>
+                <w:sz w:val="18"/>
+                <w:szCs w:val="18"/>
+              </w:rPr>
+            </w:pPr>
           </w:p>
         </w:tc>
         <w:tc>
@@ -3672,376 +2430,118 @@
                 <w:szCs w:val="18"/>
               </w:rPr>
             </w:pPr>
-            <w:r>
-              <w:rPr>
-                <w:rFonts w:ascii="Candara" w:eastAsia="Candara" w:hAnsi="Candara" w:cs="Candara"/>
-                <w:sz w:val="18"/>
-                <w:szCs w:val="18"/>
-              </w:rPr>
-              <w:t>Favorecer la adherencia terapéutica de la persona usuaria mediante participación en espacios de terapias complementarias durante los próximos 3 meses.</w:t>
-            </w:r>
-          </w:p>
-        </w:tc>
-        <w:tc>
-          <w:tcPr>
-            <w:tcW w:w="2199" w:type="dxa"/>
-            <w:tcMar>
-              <w:top w:w="100" w:type="dxa"/>
-              <w:left w:w="100" w:type="dxa"/>
-              <w:bottom w:w="100" w:type="dxa"/>
-              <w:right w:w="100" w:type="dxa"/>
-            </w:tcMar>
-          </w:tcPr>
-          <w:p>
-            <w:pPr>
-              <w:widowControl w:val="0"/>
-              <w:pBdr>
-                <w:top w:val="nil"/>
-                <w:left w:val="nil"/>
-                <w:bottom w:val="nil"/>
-                <w:right w:val="nil"/>
-                <w:between w:val="nil"/>
-              </w:pBdr>
-              <w:rPr>
-                <w:rFonts w:ascii="Candara" w:eastAsia="Candara" w:hAnsi="Candara" w:cs="Candara"/>
-                <w:sz w:val="18"/>
-                <w:szCs w:val="18"/>
-              </w:rPr>
-            </w:pPr>
-            <w:r>
-              <w:rPr>
-                <w:rFonts w:ascii="Candara" w:eastAsia="Candara" w:hAnsi="Candara" w:cs="Candara"/>
-                <w:sz w:val="18"/>
-                <w:szCs w:val="18"/>
-              </w:rPr>
-              <w:t>Ofrecer espacios terapéuticos de relajación y contención emocional.</w:t>
-            </w:r>
-          </w:p>
-          <w:p>
-            <w:pPr>
-              <w:widowControl w:val="0"/>
-              <w:pBdr>
-                <w:top w:val="nil"/>
-                <w:left w:val="nil"/>
-                <w:bottom w:val="nil"/>
-                <w:right w:val="nil"/>
-                <w:between w:val="nil"/>
-              </w:pBdr>
-              <w:rPr>
-                <w:rFonts w:ascii="Candara" w:eastAsia="Candara" w:hAnsi="Candara" w:cs="Candara"/>
-                <w:sz w:val="18"/>
-                <w:szCs w:val="18"/>
-              </w:rPr>
-            </w:pPr>
-            <w:r>
-              <w:rPr>
-                <w:rFonts w:ascii="Candara" w:eastAsia="Candara" w:hAnsi="Candara" w:cs="Candara"/>
-                <w:sz w:val="18"/>
-                <w:szCs w:val="18"/>
-              </w:rPr>
-              <w:t xml:space="preserve">Incorporar técnicas de Reiki, </w:t>
-            </w:r>
-            <w:proofErr w:type="spellStart"/>
-            <w:r>
-              <w:rPr>
-                <w:rFonts w:ascii="Candara" w:eastAsia="Candara" w:hAnsi="Candara" w:cs="Candara"/>
-                <w:sz w:val="18"/>
-                <w:szCs w:val="18"/>
-              </w:rPr>
-              <w:t>sonoterapia</w:t>
-            </w:r>
-            <w:proofErr w:type="spellEnd"/>
-            <w:r>
-              <w:rPr>
-                <w:rFonts w:ascii="Candara" w:eastAsia="Candara" w:hAnsi="Candara" w:cs="Candara"/>
-                <w:sz w:val="18"/>
-                <w:szCs w:val="18"/>
-              </w:rPr>
-              <w:t xml:space="preserve"> y aromaterapia.</w:t>
-            </w:r>
-          </w:p>
-          <w:p>
-            <w:pPr>
-              <w:widowControl w:val="0"/>
-              <w:pBdr>
-                <w:top w:val="nil"/>
-                <w:left w:val="nil"/>
-                <w:bottom w:val="nil"/>
-                <w:right w:val="nil"/>
-                <w:between w:val="nil"/>
-              </w:pBdr>
-              <w:rPr>
-                <w:rFonts w:ascii="Candara" w:eastAsia="Candara" w:hAnsi="Candara" w:cs="Candara"/>
-                <w:sz w:val="18"/>
-                <w:szCs w:val="18"/>
-              </w:rPr>
-            </w:pPr>
-            <w:r>
-              <w:rPr>
-                <w:rFonts w:ascii="Candara" w:eastAsia="Candara" w:hAnsi="Candara" w:cs="Candara"/>
-                <w:sz w:val="18"/>
-                <w:szCs w:val="18"/>
-              </w:rPr>
-              <w:t>Utilizar arteterapia como herramienta de expresión y vinculación.</w:t>
-            </w:r>
-          </w:p>
-          <w:p>
-            <w:pPr>
-              <w:widowControl w:val="0"/>
-              <w:pBdr>
-                <w:top w:val="nil"/>
-                <w:left w:val="nil"/>
-                <w:bottom w:val="nil"/>
-                <w:right w:val="nil"/>
-                <w:between w:val="nil"/>
-              </w:pBdr>
-              <w:rPr>
-                <w:rFonts w:ascii="Candara" w:eastAsia="Candara" w:hAnsi="Candara" w:cs="Candara"/>
-                <w:sz w:val="18"/>
-                <w:szCs w:val="18"/>
-              </w:rPr>
-            </w:pPr>
-            <w:r>
-              <w:rPr>
-                <w:rFonts w:ascii="Candara" w:eastAsia="Candara" w:hAnsi="Candara" w:cs="Candara"/>
-                <w:sz w:val="18"/>
-                <w:szCs w:val="18"/>
-              </w:rPr>
-              <w:t>Aplicar técnicas de respiración consciente y relajación guiada.</w:t>
-            </w:r>
-          </w:p>
-          <w:p>
-            <w:pPr>
-              <w:widowControl w:val="0"/>
-              <w:pBdr>
-                <w:top w:val="nil"/>
-                <w:left w:val="nil"/>
-                <w:bottom w:val="nil"/>
-                <w:right w:val="nil"/>
-                <w:between w:val="nil"/>
-              </w:pBdr>
-              <w:rPr>
-                <w:rFonts w:ascii="Candara" w:eastAsia="Candara" w:hAnsi="Candara" w:cs="Candara"/>
-                <w:sz w:val="18"/>
-                <w:szCs w:val="18"/>
-              </w:rPr>
-            </w:pPr>
-            <w:r>
-              <w:rPr>
-                <w:rFonts w:ascii="Candara" w:eastAsia="Candara" w:hAnsi="Candara" w:cs="Candara"/>
-                <w:sz w:val="18"/>
-                <w:szCs w:val="18"/>
-              </w:rPr>
-              <w:t>Adaptar intervenciones según necesidades y tolerancia de la persona usuaria.</w:t>
-            </w:r>
-          </w:p>
-          <w:p>
-            <w:pPr>
-              <w:widowControl w:val="0"/>
-              <w:pBdr>
-                <w:top w:val="nil"/>
-                <w:left w:val="nil"/>
-                <w:bottom w:val="nil"/>
-                <w:right w:val="nil"/>
-                <w:between w:val="nil"/>
-              </w:pBdr>
-              <w:rPr>
-                <w:rFonts w:ascii="Candara" w:eastAsia="Candara" w:hAnsi="Candara" w:cs="Candara"/>
-                <w:sz w:val="18"/>
-                <w:szCs w:val="18"/>
-              </w:rPr>
-            </w:pPr>
-            <w:r>
-              <w:rPr>
-                <w:rFonts w:ascii="Candara" w:eastAsia="Candara" w:hAnsi="Candara" w:cs="Candara"/>
-                <w:sz w:val="18"/>
-                <w:szCs w:val="18"/>
-              </w:rPr>
-              <w:t>Coordinar trabajo complementario con equipo interdisciplinario.</w:t>
-            </w:r>
-          </w:p>
-        </w:tc>
-        <w:tc>
-          <w:tcPr>
-            <w:tcW w:w="2199" w:type="dxa"/>
-            <w:tcMar>
-              <w:top w:w="100" w:type="dxa"/>
-              <w:left w:w="100" w:type="dxa"/>
-              <w:bottom w:w="100" w:type="dxa"/>
-              <w:right w:w="100" w:type="dxa"/>
-            </w:tcMar>
-          </w:tcPr>
-          <w:p>
-            <w:pPr>
-              <w:widowControl w:val="0"/>
-              <w:pBdr>
-                <w:top w:val="nil"/>
-                <w:left w:val="nil"/>
-                <w:bottom w:val="nil"/>
-                <w:right w:val="nil"/>
-                <w:between w:val="nil"/>
-              </w:pBdr>
-              <w:rPr>
-                <w:rFonts w:ascii="Candara" w:eastAsia="Candara" w:hAnsi="Candara" w:cs="Candara"/>
-                <w:sz w:val="18"/>
-                <w:szCs w:val="18"/>
-              </w:rPr>
-            </w:pPr>
-            <w:r>
-              <w:rPr>
-                <w:rFonts w:ascii="Candara" w:eastAsia="Candara" w:hAnsi="Candara" w:cs="Candara"/>
-                <w:sz w:val="18"/>
-                <w:szCs w:val="18"/>
-              </w:rPr>
-              <w:t>Persona usuaria aumenta asistencia al dispositivo.</w:t>
-            </w:r>
-          </w:p>
-          <w:p>
-            <w:pPr>
-              <w:widowControl w:val="0"/>
-              <w:pBdr>
-                <w:top w:val="nil"/>
-                <w:left w:val="nil"/>
-                <w:bottom w:val="nil"/>
-                <w:right w:val="nil"/>
-                <w:between w:val="nil"/>
-              </w:pBdr>
-              <w:rPr>
-                <w:rFonts w:ascii="Candara" w:eastAsia="Candara" w:hAnsi="Candara" w:cs="Candara"/>
-                <w:sz w:val="18"/>
-                <w:szCs w:val="18"/>
-              </w:rPr>
-            </w:pPr>
-            <w:r>
-              <w:rPr>
-                <w:rFonts w:ascii="Candara" w:eastAsia="Candara" w:hAnsi="Candara" w:cs="Candara"/>
-                <w:sz w:val="18"/>
-                <w:szCs w:val="18"/>
-              </w:rPr>
-              <w:t>Persona usuaria participa activamente en sesiones.</w:t>
-            </w:r>
-          </w:p>
-          <w:p>
-            <w:pPr>
-              <w:widowControl w:val="0"/>
-              <w:pBdr>
-                <w:top w:val="nil"/>
-                <w:left w:val="nil"/>
-                <w:bottom w:val="nil"/>
-                <w:right w:val="nil"/>
-                <w:between w:val="nil"/>
-              </w:pBdr>
-              <w:rPr>
-                <w:rFonts w:ascii="Candara" w:eastAsia="Candara" w:hAnsi="Candara" w:cs="Candara"/>
-                <w:sz w:val="18"/>
-                <w:szCs w:val="18"/>
-              </w:rPr>
-            </w:pPr>
-            <w:r>
-              <w:rPr>
-                <w:rFonts w:ascii="Candara" w:eastAsia="Candara" w:hAnsi="Candara" w:cs="Candara"/>
-                <w:sz w:val="18"/>
-                <w:szCs w:val="18"/>
-              </w:rPr>
-              <w:t>Persona usuaria verbaliza percepción positiva del espacio terapéutico.</w:t>
-            </w:r>
-          </w:p>
-          <w:p>
-            <w:pPr>
-              <w:widowControl w:val="0"/>
-              <w:pBdr>
-                <w:top w:val="nil"/>
-                <w:left w:val="nil"/>
-                <w:bottom w:val="nil"/>
-                <w:right w:val="nil"/>
-                <w:between w:val="nil"/>
-              </w:pBdr>
-              <w:rPr>
-                <w:rFonts w:ascii="Candara" w:eastAsia="Candara" w:hAnsi="Candara" w:cs="Candara"/>
-                <w:sz w:val="18"/>
-                <w:szCs w:val="18"/>
-              </w:rPr>
-            </w:pPr>
-            <w:r>
-              <w:rPr>
-                <w:rFonts w:ascii="Candara" w:eastAsia="Candara" w:hAnsi="Candara" w:cs="Candara"/>
-                <w:sz w:val="18"/>
-                <w:szCs w:val="18"/>
-              </w:rPr>
-              <w:t>Persona usuaria mantiene continuidad en atenciones programadas.</w:t>
-            </w:r>
-          </w:p>
-        </w:tc>
-        <w:tc>
-          <w:tcPr>
-            <w:tcW w:w="2199" w:type="dxa"/>
-            <w:tcMar>
-              <w:top w:w="100" w:type="dxa"/>
-              <w:left w:w="100" w:type="dxa"/>
-              <w:bottom w:w="100" w:type="dxa"/>
-              <w:right w:w="100" w:type="dxa"/>
-            </w:tcMar>
-          </w:tcPr>
-          <w:p>
-            <w:pPr>
-              <w:widowControl w:val="0"/>
-              <w:pBdr>
-                <w:top w:val="nil"/>
-                <w:left w:val="nil"/>
-                <w:bottom w:val="nil"/>
-                <w:right w:val="nil"/>
-                <w:between w:val="nil"/>
-              </w:pBdr>
-              <w:rPr>
-                <w:rFonts w:ascii="Candara" w:eastAsia="Candara" w:hAnsi="Candara" w:cs="Candara"/>
-                <w:sz w:val="18"/>
-                <w:szCs w:val="18"/>
-              </w:rPr>
-            </w:pPr>
-            <w:r>
-              <w:rPr>
-                <w:rFonts w:ascii="Candara" w:eastAsia="Candara" w:hAnsi="Candara" w:cs="Candara"/>
-                <w:sz w:val="18"/>
-                <w:szCs w:val="18"/>
-              </w:rPr>
-              <w:t>3 meses</w:t>
-            </w:r>
-          </w:p>
-        </w:tc>
-        <w:tc>
-          <w:tcPr>
-            <w:tcW w:w="2199" w:type="dxa"/>
-            <w:tcMar>
-              <w:top w:w="100" w:type="dxa"/>
-              <w:left w:w="100" w:type="dxa"/>
-              <w:bottom w:w="100" w:type="dxa"/>
-              <w:right w:w="100" w:type="dxa"/>
-            </w:tcMar>
-          </w:tcPr>
-          <w:p>
-            <w:pPr>
-              <w:widowControl w:val="0"/>
-              <w:pBdr>
-                <w:top w:val="nil"/>
-                <w:left w:val="nil"/>
-                <w:bottom w:val="nil"/>
-                <w:right w:val="nil"/>
-                <w:between w:val="nil"/>
-              </w:pBdr>
-              <w:rPr>
-                <w:rFonts w:ascii="Candara" w:eastAsia="Candara" w:hAnsi="Candara" w:cs="Candara"/>
-                <w:sz w:val="18"/>
-                <w:szCs w:val="18"/>
-              </w:rPr>
-            </w:pPr>
-            <w:r>
-              <w:rPr>
-                <w:rFonts w:ascii="Candara" w:eastAsia="Candara" w:hAnsi="Candara" w:cs="Candara"/>
-                <w:sz w:val="18"/>
-                <w:szCs w:val="18"/>
-              </w:rPr>
-              <w:t>TN</w:t>
-            </w:r>
+          </w:p>
+        </w:tc>
+        <w:tc>
+          <w:tcPr>
+            <w:tcW w:w="2199" w:type="dxa"/>
+            <w:tcMar>
+              <w:top w:w="100" w:type="dxa"/>
+              <w:left w:w="100" w:type="dxa"/>
+              <w:bottom w:w="100" w:type="dxa"/>
+              <w:right w:w="100" w:type="dxa"/>
+            </w:tcMar>
+          </w:tcPr>
+          <w:p>
+            <w:pPr>
+              <w:widowControl w:val="0"/>
+              <w:pBdr>
+                <w:top w:val="nil"/>
+                <w:left w:val="nil"/>
+                <w:bottom w:val="nil"/>
+                <w:right w:val="nil"/>
+                <w:between w:val="nil"/>
+              </w:pBdr>
+              <w:rPr>
+                <w:rFonts w:ascii="Candara" w:eastAsia="Candara" w:hAnsi="Candara" w:cs="Candara"/>
+                <w:sz w:val="18"/>
+                <w:szCs w:val="18"/>
+              </w:rPr>
+            </w:pPr>
+          </w:p>
+        </w:tc>
+        <w:tc>
+          <w:tcPr>
+            <w:tcW w:w="2199" w:type="dxa"/>
+            <w:tcMar>
+              <w:top w:w="100" w:type="dxa"/>
+              <w:left w:w="100" w:type="dxa"/>
+              <w:bottom w:w="100" w:type="dxa"/>
+              <w:right w:w="100" w:type="dxa"/>
+            </w:tcMar>
+          </w:tcPr>
+          <w:p>
+            <w:pPr>
+              <w:widowControl w:val="0"/>
+              <w:pBdr>
+                <w:top w:val="nil"/>
+                <w:left w:val="nil"/>
+                <w:bottom w:val="nil"/>
+                <w:right w:val="nil"/>
+                <w:between w:val="nil"/>
+              </w:pBdr>
+              <w:rPr>
+                <w:rFonts w:ascii="Candara" w:eastAsia="Candara" w:hAnsi="Candara" w:cs="Candara"/>
+                <w:sz w:val="18"/>
+                <w:szCs w:val="18"/>
+              </w:rPr>
+            </w:pPr>
+          </w:p>
+        </w:tc>
+        <w:tc>
+          <w:tcPr>
+            <w:tcW w:w="2199" w:type="dxa"/>
+            <w:tcMar>
+              <w:top w:w="100" w:type="dxa"/>
+              <w:left w:w="100" w:type="dxa"/>
+              <w:bottom w:w="100" w:type="dxa"/>
+              <w:right w:w="100" w:type="dxa"/>
+            </w:tcMar>
+          </w:tcPr>
+          <w:p>
+            <w:pPr>
+              <w:widowControl w:val="0"/>
+              <w:pBdr>
+                <w:top w:val="nil"/>
+                <w:left w:val="nil"/>
+                <w:bottom w:val="nil"/>
+                <w:right w:val="nil"/>
+                <w:between w:val="nil"/>
+              </w:pBdr>
+              <w:rPr>
+                <w:rFonts w:ascii="Candara" w:eastAsia="Candara" w:hAnsi="Candara" w:cs="Candara"/>
+                <w:sz w:val="18"/>
+                <w:szCs w:val="18"/>
+              </w:rPr>
+            </w:pPr>
+          </w:p>
+        </w:tc>
+        <w:tc>
+          <w:tcPr>
+            <w:tcW w:w="2199" w:type="dxa"/>
+            <w:tcMar>
+              <w:top w:w="100" w:type="dxa"/>
+              <w:left w:w="100" w:type="dxa"/>
+              <w:bottom w:w="100" w:type="dxa"/>
+              <w:right w:w="100" w:type="dxa"/>
+            </w:tcMar>
+          </w:tcPr>
+          <w:p>
+            <w:pPr>
+              <w:widowControl w:val="0"/>
+              <w:pBdr>
+                <w:top w:val="nil"/>
+                <w:left w:val="nil"/>
+                <w:bottom w:val="nil"/>
+                <w:right w:val="nil"/>
+                <w:between w:val="nil"/>
+              </w:pBdr>
+              <w:rPr>
+                <w:rFonts w:ascii="Candara" w:eastAsia="Candara" w:hAnsi="Candara" w:cs="Candara"/>
+                <w:sz w:val="18"/>
+                <w:szCs w:val="18"/>
+              </w:rPr>
+            </w:pPr>
           </w:p>
         </w:tc>
         <w:tc>
